--- a/flutter_documents/f8_packages_tools_and_CLI/f4_flutter_CLI_and_common_issues_documentary.docx
+++ b/flutter_documents/f8_packages_tools_and_CLI/f4_flutter_CLI_and_common_issues_documentary.docx
@@ -73,8 +73,17 @@
           <w:sz w:val="32"/>
           <w:szCs w:val="32"/>
         </w:rPr>
-        <w:t>………..</w:t>
-      </w:r>
+        <w:t>……</w:t>
+      </w:r>
+      <w:proofErr w:type="gramStart"/>
+      <w:r>
+        <w:rPr>
+          <w:sz w:val="32"/>
+          <w:szCs w:val="32"/>
+        </w:rPr>
+        <w:t>…..</w:t>
+      </w:r>
+      <w:proofErr w:type="gramEnd"/>
       <w:r>
         <w:rPr>
           <w:sz w:val="32"/>
@@ -300,7 +309,23 @@
           <w:sz w:val="32"/>
           <w:szCs w:val="32"/>
         </w:rPr>
-        <w:t>……………………………..………17</w:t>
+        <w:t>…………………………</w:t>
+      </w:r>
+      <w:proofErr w:type="gramStart"/>
+      <w:r>
+        <w:rPr>
+          <w:sz w:val="32"/>
+          <w:szCs w:val="32"/>
+        </w:rPr>
+        <w:t>…..</w:t>
+      </w:r>
+      <w:proofErr w:type="gramEnd"/>
+      <w:r>
+        <w:rPr>
+          <w:sz w:val="32"/>
+          <w:szCs w:val="32"/>
+        </w:rPr>
+        <w:t>………17</w:t>
       </w:r>
     </w:p>
     <w:p>
@@ -517,8 +542,20 @@
           <w:sz w:val="32"/>
           <w:szCs w:val="32"/>
         </w:rPr>
-        <w:t>flutter create my_app</w:t>
-      </w:r>
+        <w:t xml:space="preserve">flutter create </w:t>
+      </w:r>
+      <w:proofErr w:type="spellStart"/>
+      <w:r>
+        <w:rPr>
+          <w:b/>
+          <w:bCs/>
+          <w:color w:val="60CAF3" w:themeColor="accent4" w:themeTint="99"/>
+          <w:sz w:val="32"/>
+          <w:szCs w:val="32"/>
+        </w:rPr>
+        <w:t>my_app</w:t>
+      </w:r>
+      <w:proofErr w:type="spellEnd"/>
     </w:p>
     <w:p>
       <w:pPr>
@@ -571,8 +608,20 @@
           <w:sz w:val="32"/>
           <w:szCs w:val="32"/>
         </w:rPr>
-        <w:t>flutter create .</w:t>
-      </w:r>
+        <w:t xml:space="preserve">flutter </w:t>
+      </w:r>
+      <w:proofErr w:type="gramStart"/>
+      <w:r>
+        <w:rPr>
+          <w:b/>
+          <w:bCs/>
+          <w:color w:val="60CAF3" w:themeColor="accent4" w:themeTint="99"/>
+          <w:sz w:val="32"/>
+          <w:szCs w:val="32"/>
+        </w:rPr>
+        <w:t>create .</w:t>
+      </w:r>
+      <w:proofErr w:type="gramEnd"/>
     </w:p>
     <w:p>
       <w:pPr>
@@ -619,6 +668,7 @@
         </w:rPr>
         <w:t xml:space="preserve">like </w:t>
       </w:r>
+      <w:proofErr w:type="spellStart"/>
       <w:r>
         <w:rPr>
           <w:b/>
@@ -628,6 +678,7 @@
         </w:rPr>
         <w:t>com.example</w:t>
       </w:r>
+      <w:proofErr w:type="spellEnd"/>
       <w:r>
         <w:rPr>
           <w:sz w:val="32"/>
@@ -676,15 +727,49 @@
           <w:sz w:val="32"/>
           <w:szCs w:val="32"/>
         </w:rPr>
-        <w:t>flutter create --org com.nazmul.app my_app</w:t>
-      </w:r>
-      <w:r>
-        <w:rPr>
+        <w:t xml:space="preserve">flutter create --org </w:t>
+      </w:r>
+      <w:proofErr w:type="spellStart"/>
+      <w:r>
+        <w:rPr>
+          <w:b/>
+          <w:bCs/>
+          <w:color w:val="60CAF3" w:themeColor="accent4" w:themeTint="99"/>
+          <w:sz w:val="32"/>
+          <w:szCs w:val="32"/>
+        </w:rPr>
+        <w:t>com.nazmul.app</w:t>
+      </w:r>
+      <w:proofErr w:type="spellEnd"/>
+      <w:r>
+        <w:rPr>
+          <w:b/>
+          <w:bCs/>
+          <w:color w:val="60CAF3" w:themeColor="accent4" w:themeTint="99"/>
           <w:sz w:val="32"/>
           <w:szCs w:val="32"/>
         </w:rPr>
         <w:t xml:space="preserve"> </w:t>
       </w:r>
+      <w:proofErr w:type="spellStart"/>
+      <w:r>
+        <w:rPr>
+          <w:b/>
+          <w:bCs/>
+          <w:color w:val="60CAF3" w:themeColor="accent4" w:themeTint="99"/>
+          <w:sz w:val="32"/>
+          <w:szCs w:val="32"/>
+        </w:rPr>
+        <w:t>my_app</w:t>
+      </w:r>
+      <w:proofErr w:type="spellEnd"/>
+      <w:r>
+        <w:rPr>
+          <w:sz w:val="32"/>
+          <w:szCs w:val="32"/>
+        </w:rPr>
+        <w:t xml:space="preserve"> </w:t>
+      </w:r>
     </w:p>
     <w:p>
       <w:pPr>
@@ -737,7 +822,29 @@
           <w:sz w:val="32"/>
           <w:szCs w:val="32"/>
         </w:rPr>
-        <w:t>flutter create my_app --platforms</w:t>
+        <w:t xml:space="preserve">flutter create </w:t>
+      </w:r>
+      <w:proofErr w:type="spellStart"/>
+      <w:r>
+        <w:rPr>
+          <w:b/>
+          <w:bCs/>
+          <w:color w:val="60CAF3" w:themeColor="accent4" w:themeTint="99"/>
+          <w:sz w:val="32"/>
+          <w:szCs w:val="32"/>
+        </w:rPr>
+        <w:t>my_app</w:t>
+      </w:r>
+      <w:proofErr w:type="spellEnd"/>
+      <w:r>
+        <w:rPr>
+          <w:b/>
+          <w:bCs/>
+          <w:color w:val="60CAF3" w:themeColor="accent4" w:themeTint="99"/>
+          <w:sz w:val="32"/>
+          <w:szCs w:val="32"/>
+        </w:rPr>
+        <w:t xml:space="preserve"> --platforms</w:t>
       </w:r>
       <w:r>
         <w:rPr>
@@ -757,7 +864,29 @@
           <w:sz w:val="32"/>
           <w:szCs w:val="32"/>
         </w:rPr>
-        <w:t>android, ios, web</w:t>
+        <w:t xml:space="preserve">android, </w:t>
+      </w:r>
+      <w:proofErr w:type="spellStart"/>
+      <w:r>
+        <w:rPr>
+          <w:b/>
+          <w:bCs/>
+          <w:color w:val="60CAF3" w:themeColor="accent4" w:themeTint="99"/>
+          <w:sz w:val="32"/>
+          <w:szCs w:val="32"/>
+        </w:rPr>
+        <w:t>ios</w:t>
+      </w:r>
+      <w:proofErr w:type="spellEnd"/>
+      <w:r>
+        <w:rPr>
+          <w:b/>
+          <w:bCs/>
+          <w:color w:val="60CAF3" w:themeColor="accent4" w:themeTint="99"/>
+          <w:sz w:val="32"/>
+          <w:szCs w:val="32"/>
+        </w:rPr>
+        <w:t>, web</w:t>
       </w:r>
     </w:p>
     <w:p>
@@ -938,8 +1067,20 @@
           <w:sz w:val="32"/>
           <w:szCs w:val="32"/>
         </w:rPr>
-        <w:t>dart format .</w:t>
-      </w:r>
+        <w:t xml:space="preserve">dart </w:t>
+      </w:r>
+      <w:proofErr w:type="gramStart"/>
+      <w:r>
+        <w:rPr>
+          <w:b/>
+          <w:bCs/>
+          <w:color w:val="60CAF3" w:themeColor="accent4" w:themeTint="99"/>
+          <w:sz w:val="32"/>
+          <w:szCs w:val="32"/>
+        </w:rPr>
+        <w:t>format .</w:t>
+      </w:r>
+      <w:proofErr w:type="gramEnd"/>
     </w:p>
     <w:p>
       <w:pPr>
@@ -1008,8 +1149,20 @@
           <w:sz w:val="32"/>
           <w:szCs w:val="32"/>
         </w:rPr>
-        <w:t>dart analyze</w:t>
-      </w:r>
+        <w:t xml:space="preserve">dart </w:t>
+      </w:r>
+      <w:proofErr w:type="gramStart"/>
+      <w:r>
+        <w:rPr>
+          <w:b/>
+          <w:bCs/>
+          <w:color w:val="60CAF3" w:themeColor="accent4" w:themeTint="99"/>
+          <w:sz w:val="32"/>
+          <w:szCs w:val="32"/>
+        </w:rPr>
+        <w:t>analyze</w:t>
+      </w:r>
+      <w:proofErr w:type="gramEnd"/>
     </w:p>
     <w:p>
       <w:pPr>
@@ -1121,30 +1274,64 @@
           <w:sz w:val="32"/>
           <w:szCs w:val="32"/>
         </w:rPr>
-        <w:t>dart run build_runner build</w:t>
-      </w:r>
-    </w:p>
-    <w:p>
-      <w:pPr>
-        <w:jc w:val="both"/>
-        <w:rPr>
-          <w:b/>
-          <w:bCs/>
-          <w:color w:val="60CAF3" w:themeColor="accent4" w:themeTint="99"/>
-          <w:sz w:val="32"/>
-          <w:szCs w:val="32"/>
-        </w:rPr>
-      </w:pPr>
-      <w:r>
-        <w:rPr>
-          <w:b/>
-          <w:bCs/>
-          <w:color w:val="60CAF3" w:themeColor="accent4" w:themeTint="99"/>
-          <w:sz w:val="32"/>
-          <w:szCs w:val="32"/>
-        </w:rPr>
-        <w:t>dart run flutter_gen</w:t>
-      </w:r>
+        <w:t xml:space="preserve">dart run </w:t>
+      </w:r>
+      <w:proofErr w:type="spellStart"/>
+      <w:r>
+        <w:rPr>
+          <w:b/>
+          <w:bCs/>
+          <w:color w:val="60CAF3" w:themeColor="accent4" w:themeTint="99"/>
+          <w:sz w:val="32"/>
+          <w:szCs w:val="32"/>
+        </w:rPr>
+        <w:t>build_runner</w:t>
+      </w:r>
+      <w:proofErr w:type="spellEnd"/>
+      <w:r>
+        <w:rPr>
+          <w:b/>
+          <w:bCs/>
+          <w:color w:val="60CAF3" w:themeColor="accent4" w:themeTint="99"/>
+          <w:sz w:val="32"/>
+          <w:szCs w:val="32"/>
+        </w:rPr>
+        <w:t xml:space="preserve"> build</w:t>
+      </w:r>
+    </w:p>
+    <w:p>
+      <w:pPr>
+        <w:jc w:val="both"/>
+        <w:rPr>
+          <w:b/>
+          <w:bCs/>
+          <w:color w:val="60CAF3" w:themeColor="accent4" w:themeTint="99"/>
+          <w:sz w:val="32"/>
+          <w:szCs w:val="32"/>
+        </w:rPr>
+      </w:pPr>
+      <w:r>
+        <w:rPr>
+          <w:b/>
+          <w:bCs/>
+          <w:color w:val="60CAF3" w:themeColor="accent4" w:themeTint="99"/>
+          <w:sz w:val="32"/>
+          <w:szCs w:val="32"/>
+        </w:rPr>
+        <w:t xml:space="preserve">dart run </w:t>
+      </w:r>
+      <w:proofErr w:type="spellStart"/>
+      <w:r>
+        <w:rPr>
+          <w:b/>
+          <w:bCs/>
+          <w:color w:val="60CAF3" w:themeColor="accent4" w:themeTint="99"/>
+          <w:sz w:val="32"/>
+          <w:szCs w:val="32"/>
+        </w:rPr>
+        <w:t>flutter_gen</w:t>
+      </w:r>
+      <w:proofErr w:type="spellEnd"/>
     </w:p>
     <w:p>
       <w:pPr>
@@ -1181,7 +1368,29 @@
           <w:sz w:val="32"/>
           <w:szCs w:val="32"/>
         </w:rPr>
-        <w:t>dart run build_runner build --delete-conflicting-outputs</w:t>
+        <w:t xml:space="preserve">dart run </w:t>
+      </w:r>
+      <w:proofErr w:type="spellStart"/>
+      <w:r>
+        <w:rPr>
+          <w:b/>
+          <w:bCs/>
+          <w:color w:val="60CAF3" w:themeColor="accent4" w:themeTint="99"/>
+          <w:sz w:val="32"/>
+          <w:szCs w:val="32"/>
+        </w:rPr>
+        <w:t>build_runner</w:t>
+      </w:r>
+      <w:proofErr w:type="spellEnd"/>
+      <w:r>
+        <w:rPr>
+          <w:b/>
+          <w:bCs/>
+          <w:color w:val="60CAF3" w:themeColor="accent4" w:themeTint="99"/>
+          <w:sz w:val="32"/>
+          <w:szCs w:val="32"/>
+        </w:rPr>
+        <w:t xml:space="preserve"> build --delete-conflicting-outputs</w:t>
       </w:r>
     </w:p>
     <w:p>
@@ -1219,7 +1428,29 @@
           <w:sz w:val="32"/>
           <w:szCs w:val="32"/>
         </w:rPr>
-        <w:t>dart run build_runner watch</w:t>
+        <w:t xml:space="preserve">dart run </w:t>
+      </w:r>
+      <w:proofErr w:type="spellStart"/>
+      <w:r>
+        <w:rPr>
+          <w:b/>
+          <w:bCs/>
+          <w:color w:val="60CAF3" w:themeColor="accent4" w:themeTint="99"/>
+          <w:sz w:val="32"/>
+          <w:szCs w:val="32"/>
+        </w:rPr>
+        <w:t>build_runner</w:t>
+      </w:r>
+      <w:proofErr w:type="spellEnd"/>
+      <w:r>
+        <w:rPr>
+          <w:b/>
+          <w:bCs/>
+          <w:color w:val="60CAF3" w:themeColor="accent4" w:themeTint="99"/>
+          <w:sz w:val="32"/>
+          <w:szCs w:val="32"/>
+        </w:rPr>
+        <w:t xml:space="preserve"> watch</w:t>
       </w:r>
     </w:p>
     <w:p>
@@ -1293,6 +1524,8 @@
         </w:rPr>
         <w:t xml:space="preserve"> dependencies or packages from </w:t>
       </w:r>
+      <w:proofErr w:type="spellStart"/>
+      <w:proofErr w:type="gramStart"/>
       <w:r>
         <w:rPr>
           <w:b/>
@@ -1302,28 +1535,42 @@
         </w:rPr>
         <w:t>pubsec.yaml</w:t>
       </w:r>
-    </w:p>
-    <w:p>
-      <w:pPr>
-        <w:jc w:val="both"/>
-        <w:rPr>
-          <w:b/>
-          <w:bCs/>
-          <w:color w:val="60CAF3" w:themeColor="accent4" w:themeTint="99"/>
-          <w:sz w:val="32"/>
-          <w:szCs w:val="32"/>
-        </w:rPr>
-      </w:pPr>
-      <w:r>
-        <w:rPr>
-          <w:b/>
-          <w:bCs/>
-          <w:color w:val="60CAF3" w:themeColor="accent4" w:themeTint="99"/>
-          <w:sz w:val="32"/>
-          <w:szCs w:val="32"/>
-        </w:rPr>
-        <w:t>flutter pub get</w:t>
-      </w:r>
+      <w:proofErr w:type="spellEnd"/>
+      <w:proofErr w:type="gramEnd"/>
+    </w:p>
+    <w:p>
+      <w:pPr>
+        <w:jc w:val="both"/>
+        <w:rPr>
+          <w:b/>
+          <w:bCs/>
+          <w:color w:val="60CAF3" w:themeColor="accent4" w:themeTint="99"/>
+          <w:sz w:val="32"/>
+          <w:szCs w:val="32"/>
+        </w:rPr>
+      </w:pPr>
+      <w:r>
+        <w:rPr>
+          <w:b/>
+          <w:bCs/>
+          <w:color w:val="60CAF3" w:themeColor="accent4" w:themeTint="99"/>
+          <w:sz w:val="32"/>
+          <w:szCs w:val="32"/>
+        </w:rPr>
+        <w:t xml:space="preserve">flutter pub </w:t>
+      </w:r>
+      <w:proofErr w:type="gramStart"/>
+      <w:r>
+        <w:rPr>
+          <w:b/>
+          <w:bCs/>
+          <w:color w:val="60CAF3" w:themeColor="accent4" w:themeTint="99"/>
+          <w:sz w:val="32"/>
+          <w:szCs w:val="32"/>
+        </w:rPr>
+        <w:t>get</w:t>
+      </w:r>
+      <w:proofErr w:type="gramEnd"/>
     </w:p>
     <w:p>
       <w:pPr>
@@ -1379,6 +1626,7 @@
         <w:lastRenderedPageBreak/>
         <w:t xml:space="preserve"># Download a package or plugin from </w:t>
       </w:r>
+      <w:proofErr w:type="spellStart"/>
       <w:r>
         <w:rPr>
           <w:b/>
@@ -1388,6 +1636,7 @@
         </w:rPr>
         <w:t>pub.dev</w:t>
       </w:r>
+      <w:proofErr w:type="spellEnd"/>
     </w:p>
     <w:p>
       <w:pPr>
@@ -1454,14 +1703,25 @@
         </w:rPr>
         <w:t xml:space="preserve"> and add them to </w:t>
       </w:r>
-      <w:r>
-        <w:rPr>
-          <w:b/>
-          <w:bCs/>
-          <w:sz w:val="32"/>
-          <w:szCs w:val="32"/>
-        </w:rPr>
-        <w:t>dev_dependencies:</w:t>
+      <w:proofErr w:type="spellStart"/>
+      <w:r>
+        <w:rPr>
+          <w:b/>
+          <w:bCs/>
+          <w:sz w:val="32"/>
+          <w:szCs w:val="32"/>
+        </w:rPr>
+        <w:t>dev_dependencies</w:t>
+      </w:r>
+      <w:proofErr w:type="spellEnd"/>
+      <w:r>
+        <w:rPr>
+          <w:b/>
+          <w:bCs/>
+          <w:sz w:val="32"/>
+          <w:szCs w:val="32"/>
+        </w:rPr>
+        <w:t>:</w:t>
       </w:r>
       <w:r>
         <w:rPr>
@@ -1667,8 +1927,20 @@
           <w:sz w:val="32"/>
           <w:szCs w:val="32"/>
         </w:rPr>
-        <w:t>flutter run</w:t>
-      </w:r>
+        <w:t xml:space="preserve">flutter </w:t>
+      </w:r>
+      <w:proofErr w:type="gramStart"/>
+      <w:r>
+        <w:rPr>
+          <w:b/>
+          <w:bCs/>
+          <w:color w:val="60CAF3" w:themeColor="accent4" w:themeTint="99"/>
+          <w:sz w:val="32"/>
+          <w:szCs w:val="32"/>
+        </w:rPr>
+        <w:t>run</w:t>
+      </w:r>
+      <w:proofErr w:type="gramEnd"/>
     </w:p>
     <w:p>
       <w:pPr>
@@ -1979,8 +2251,21 @@
           <w:sz w:val="32"/>
           <w:szCs w:val="32"/>
         </w:rPr>
-        <w:t xml:space="preserve"> main.dart</w:t>
-      </w:r>
+        <w:t xml:space="preserve"> </w:t>
+      </w:r>
+      <w:proofErr w:type="spellStart"/>
+      <w:proofErr w:type="gramStart"/>
+      <w:r>
+        <w:rPr>
+          <w:b/>
+          <w:bCs/>
+          <w:sz w:val="32"/>
+          <w:szCs w:val="32"/>
+        </w:rPr>
+        <w:t>main.dart</w:t>
+      </w:r>
+      <w:proofErr w:type="spellEnd"/>
+      <w:proofErr w:type="gramEnd"/>
       <w:r>
         <w:rPr>
           <w:sz w:val="32"/>
@@ -1988,6 +2273,7 @@
         </w:rPr>
         <w:t xml:space="preserve"> like </w:t>
       </w:r>
+      <w:proofErr w:type="spellStart"/>
       <w:r>
         <w:rPr>
           <w:b/>
@@ -1997,6 +2283,7 @@
         </w:rPr>
         <w:t>main_dev.dart</w:t>
       </w:r>
+      <w:proofErr w:type="spellEnd"/>
       <w:r>
         <w:rPr>
           <w:sz w:val="32"/>
@@ -2004,14 +2291,25 @@
         </w:rPr>
         <w:t xml:space="preserve">, </w:t>
       </w:r>
-      <w:r>
-        <w:rPr>
-          <w:b/>
-          <w:bCs/>
-          <w:sz w:val="32"/>
-          <w:szCs w:val="32"/>
-        </w:rPr>
-        <w:t xml:space="preserve">main_staging.dart </w:t>
+      <w:proofErr w:type="spellStart"/>
+      <w:r>
+        <w:rPr>
+          <w:b/>
+          <w:bCs/>
+          <w:sz w:val="32"/>
+          <w:szCs w:val="32"/>
+        </w:rPr>
+        <w:t>main_staging.dart</w:t>
+      </w:r>
+      <w:proofErr w:type="spellEnd"/>
+      <w:r>
+        <w:rPr>
+          <w:b/>
+          <w:bCs/>
+          <w:sz w:val="32"/>
+          <w:szCs w:val="32"/>
+        </w:rPr>
+        <w:t xml:space="preserve"> </w:t>
       </w:r>
       <w:r>
         <w:rPr>
@@ -2020,14 +2318,25 @@
         </w:rPr>
         <w:t xml:space="preserve">and </w:t>
       </w:r>
-      <w:r>
-        <w:rPr>
-          <w:b/>
-          <w:bCs/>
-          <w:sz w:val="32"/>
-          <w:szCs w:val="32"/>
-        </w:rPr>
-        <w:t xml:space="preserve">main_prod.dart </w:t>
+      <w:proofErr w:type="spellStart"/>
+      <w:r>
+        <w:rPr>
+          <w:b/>
+          <w:bCs/>
+          <w:sz w:val="32"/>
+          <w:szCs w:val="32"/>
+        </w:rPr>
+        <w:t>main_prod.dart</w:t>
+      </w:r>
+      <w:proofErr w:type="spellEnd"/>
+      <w:r>
+        <w:rPr>
+          <w:b/>
+          <w:bCs/>
+          <w:sz w:val="32"/>
+          <w:szCs w:val="32"/>
+        </w:rPr>
+        <w:t xml:space="preserve"> </w:t>
       </w:r>
       <w:r>
         <w:rPr>
@@ -2072,7 +2381,29 @@
           <w:sz w:val="32"/>
           <w:szCs w:val="32"/>
         </w:rPr>
-        <w:t>flutter run -d emulator-5554 -t lib/main_staging.dart --flavor staging</w:t>
+        <w:t>flutter run -d emulator-5554 -t lib/</w:t>
+      </w:r>
+      <w:proofErr w:type="spellStart"/>
+      <w:r>
+        <w:rPr>
+          <w:b/>
+          <w:bCs/>
+          <w:color w:val="60CAF3" w:themeColor="accent4" w:themeTint="99"/>
+          <w:sz w:val="32"/>
+          <w:szCs w:val="32"/>
+        </w:rPr>
+        <w:t>main_staging.dart</w:t>
+      </w:r>
+      <w:proofErr w:type="spellEnd"/>
+      <w:r>
+        <w:rPr>
+          <w:b/>
+          <w:bCs/>
+          <w:color w:val="60CAF3" w:themeColor="accent4" w:themeTint="99"/>
+          <w:sz w:val="32"/>
+          <w:szCs w:val="32"/>
+        </w:rPr>
+        <w:t xml:space="preserve"> --flavor staging</w:t>
       </w:r>
     </w:p>
     <w:p>
@@ -2177,8 +2508,20 @@
           <w:sz w:val="32"/>
           <w:szCs w:val="32"/>
         </w:rPr>
-        <w:t>flutter build apk</w:t>
-      </w:r>
+        <w:t xml:space="preserve">flutter build </w:t>
+      </w:r>
+      <w:proofErr w:type="spellStart"/>
+      <w:r>
+        <w:rPr>
+          <w:b/>
+          <w:bCs/>
+          <w:color w:val="60CAF3" w:themeColor="accent4" w:themeTint="99"/>
+          <w:sz w:val="32"/>
+          <w:szCs w:val="32"/>
+        </w:rPr>
+        <w:t>apk</w:t>
+      </w:r>
+      <w:proofErr w:type="spellEnd"/>
     </w:p>
     <w:p>
       <w:pPr>
@@ -2215,7 +2558,29 @@
           <w:sz w:val="32"/>
           <w:szCs w:val="32"/>
         </w:rPr>
-        <w:t>flutter build apk --release</w:t>
+        <w:t xml:space="preserve">flutter build </w:t>
+      </w:r>
+      <w:proofErr w:type="spellStart"/>
+      <w:r>
+        <w:rPr>
+          <w:b/>
+          <w:bCs/>
+          <w:color w:val="60CAF3" w:themeColor="accent4" w:themeTint="99"/>
+          <w:sz w:val="32"/>
+          <w:szCs w:val="32"/>
+        </w:rPr>
+        <w:t>apk</w:t>
+      </w:r>
+      <w:proofErr w:type="spellEnd"/>
+      <w:r>
+        <w:rPr>
+          <w:b/>
+          <w:bCs/>
+          <w:color w:val="60CAF3" w:themeColor="accent4" w:themeTint="99"/>
+          <w:sz w:val="32"/>
+          <w:szCs w:val="32"/>
+        </w:rPr>
+        <w:t xml:space="preserve"> --release</w:t>
       </w:r>
     </w:p>
     <w:p>
@@ -2253,8 +2618,42 @@
           <w:sz w:val="32"/>
           <w:szCs w:val="32"/>
         </w:rPr>
-        <w:t>flutter build apk --split-per-abi</w:t>
-      </w:r>
+        <w:t xml:space="preserve">flutter build </w:t>
+      </w:r>
+      <w:proofErr w:type="spellStart"/>
+      <w:r>
+        <w:rPr>
+          <w:b/>
+          <w:bCs/>
+          <w:color w:val="60CAF3" w:themeColor="accent4" w:themeTint="99"/>
+          <w:sz w:val="32"/>
+          <w:szCs w:val="32"/>
+        </w:rPr>
+        <w:t>apk</w:t>
+      </w:r>
+      <w:proofErr w:type="spellEnd"/>
+      <w:r>
+        <w:rPr>
+          <w:b/>
+          <w:bCs/>
+          <w:color w:val="60CAF3" w:themeColor="accent4" w:themeTint="99"/>
+          <w:sz w:val="32"/>
+          <w:szCs w:val="32"/>
+        </w:rPr>
+        <w:t xml:space="preserve"> --split-per-</w:t>
+      </w:r>
+      <w:proofErr w:type="spellStart"/>
+      <w:r>
+        <w:rPr>
+          <w:b/>
+          <w:bCs/>
+          <w:color w:val="60CAF3" w:themeColor="accent4" w:themeTint="99"/>
+          <w:sz w:val="32"/>
+          <w:szCs w:val="32"/>
+        </w:rPr>
+        <w:t>abi</w:t>
+      </w:r>
+      <w:proofErr w:type="spellEnd"/>
     </w:p>
     <w:p>
       <w:pPr>
@@ -2291,8 +2690,20 @@
           <w:sz w:val="32"/>
           <w:szCs w:val="32"/>
         </w:rPr>
-        <w:t>flutter build appbundle</w:t>
-      </w:r>
+        <w:t xml:space="preserve">flutter build </w:t>
+      </w:r>
+      <w:proofErr w:type="spellStart"/>
+      <w:r>
+        <w:rPr>
+          <w:b/>
+          <w:bCs/>
+          <w:color w:val="60CAF3" w:themeColor="accent4" w:themeTint="99"/>
+          <w:sz w:val="32"/>
+          <w:szCs w:val="32"/>
+        </w:rPr>
+        <w:t>appbundle</w:t>
+      </w:r>
+      <w:proofErr w:type="spellEnd"/>
     </w:p>
     <w:p>
       <w:pPr>
@@ -2514,8 +2925,20 @@
           <w:sz w:val="32"/>
           <w:szCs w:val="32"/>
         </w:rPr>
-        <w:t>flutter build linux</w:t>
-      </w:r>
+        <w:t xml:space="preserve">flutter build </w:t>
+      </w:r>
+      <w:proofErr w:type="spellStart"/>
+      <w:r>
+        <w:rPr>
+          <w:b/>
+          <w:bCs/>
+          <w:color w:val="60CAF3" w:themeColor="accent4" w:themeTint="99"/>
+          <w:sz w:val="32"/>
+          <w:szCs w:val="32"/>
+        </w:rPr>
+        <w:t>linux</w:t>
+      </w:r>
+      <w:proofErr w:type="spellEnd"/>
     </w:p>
     <w:p>
       <w:pPr>
@@ -2552,8 +2975,20 @@
           <w:sz w:val="32"/>
           <w:szCs w:val="32"/>
         </w:rPr>
-        <w:t>flutter build macos</w:t>
-      </w:r>
+        <w:t xml:space="preserve">flutter build </w:t>
+      </w:r>
+      <w:proofErr w:type="spellStart"/>
+      <w:r>
+        <w:rPr>
+          <w:b/>
+          <w:bCs/>
+          <w:color w:val="60CAF3" w:themeColor="accent4" w:themeTint="99"/>
+          <w:sz w:val="32"/>
+          <w:szCs w:val="32"/>
+        </w:rPr>
+        <w:t>macos</w:t>
+      </w:r>
+      <w:proofErr w:type="spellEnd"/>
     </w:p>
     <w:p>
       <w:pPr>
@@ -2590,8 +3025,20 @@
           <w:sz w:val="32"/>
           <w:szCs w:val="32"/>
         </w:rPr>
-        <w:t>flutter build ios</w:t>
-      </w:r>
+        <w:t xml:space="preserve">flutter build </w:t>
+      </w:r>
+      <w:proofErr w:type="spellStart"/>
+      <w:r>
+        <w:rPr>
+          <w:b/>
+          <w:bCs/>
+          <w:color w:val="60CAF3" w:themeColor="accent4" w:themeTint="99"/>
+          <w:sz w:val="32"/>
+          <w:szCs w:val="32"/>
+        </w:rPr>
+        <w:t>ios</w:t>
+      </w:r>
+      <w:proofErr w:type="spellEnd"/>
     </w:p>
     <w:p>
       <w:pPr>
@@ -2631,8 +3078,21 @@
           <w:sz w:val="32"/>
           <w:szCs w:val="32"/>
         </w:rPr>
-        <w:t xml:space="preserve"> main.dart</w:t>
-      </w:r>
+        <w:t xml:space="preserve"> </w:t>
+      </w:r>
+      <w:proofErr w:type="spellStart"/>
+      <w:proofErr w:type="gramStart"/>
+      <w:r>
+        <w:rPr>
+          <w:b/>
+          <w:bCs/>
+          <w:sz w:val="32"/>
+          <w:szCs w:val="32"/>
+        </w:rPr>
+        <w:t>main.dart</w:t>
+      </w:r>
+      <w:proofErr w:type="spellEnd"/>
+      <w:proofErr w:type="gramEnd"/>
       <w:r>
         <w:rPr>
           <w:sz w:val="32"/>
@@ -2640,6 +3100,7 @@
         </w:rPr>
         <w:t xml:space="preserve"> like </w:t>
       </w:r>
+      <w:proofErr w:type="spellStart"/>
       <w:r>
         <w:rPr>
           <w:b/>
@@ -2649,6 +3110,7 @@
         </w:rPr>
         <w:t>main_dev.dart</w:t>
       </w:r>
+      <w:proofErr w:type="spellEnd"/>
       <w:r>
         <w:rPr>
           <w:sz w:val="32"/>
@@ -2656,14 +3118,25 @@
         </w:rPr>
         <w:t xml:space="preserve">, </w:t>
       </w:r>
-      <w:r>
-        <w:rPr>
-          <w:b/>
-          <w:bCs/>
-          <w:sz w:val="32"/>
-          <w:szCs w:val="32"/>
-        </w:rPr>
-        <w:t xml:space="preserve">main_staging.dart </w:t>
+      <w:proofErr w:type="spellStart"/>
+      <w:r>
+        <w:rPr>
+          <w:b/>
+          <w:bCs/>
+          <w:sz w:val="32"/>
+          <w:szCs w:val="32"/>
+        </w:rPr>
+        <w:t>main_staging.dart</w:t>
+      </w:r>
+      <w:proofErr w:type="spellEnd"/>
+      <w:r>
+        <w:rPr>
+          <w:b/>
+          <w:bCs/>
+          <w:sz w:val="32"/>
+          <w:szCs w:val="32"/>
+        </w:rPr>
+        <w:t xml:space="preserve"> </w:t>
       </w:r>
       <w:r>
         <w:rPr>
@@ -2672,14 +3145,25 @@
         </w:rPr>
         <w:t xml:space="preserve">and </w:t>
       </w:r>
-      <w:r>
-        <w:rPr>
-          <w:b/>
-          <w:bCs/>
-          <w:sz w:val="32"/>
-          <w:szCs w:val="32"/>
-        </w:rPr>
-        <w:t xml:space="preserve">main_prod.dart </w:t>
+      <w:proofErr w:type="spellStart"/>
+      <w:r>
+        <w:rPr>
+          <w:b/>
+          <w:bCs/>
+          <w:sz w:val="32"/>
+          <w:szCs w:val="32"/>
+        </w:rPr>
+        <w:t>main_prod.dart</w:t>
+      </w:r>
+      <w:proofErr w:type="spellEnd"/>
+      <w:r>
+        <w:rPr>
+          <w:b/>
+          <w:bCs/>
+          <w:sz w:val="32"/>
+          <w:szCs w:val="32"/>
+        </w:rPr>
+        <w:t xml:space="preserve"> </w:t>
       </w:r>
       <w:r>
         <w:rPr>
@@ -2704,6 +3188,7 @@
         </w:rPr>
         <w:t xml:space="preserve"> flag and file path to build that Entry-point based on Flavor (Here </w:t>
       </w:r>
+      <w:proofErr w:type="spellStart"/>
       <w:r>
         <w:rPr>
           <w:b/>
@@ -2713,6 +3198,7 @@
         </w:rPr>
         <w:t>main.dart</w:t>
       </w:r>
+      <w:proofErr w:type="spellEnd"/>
       <w:r>
         <w:rPr>
           <w:sz w:val="32"/>
@@ -2720,6 +3206,7 @@
         </w:rPr>
         <w:t xml:space="preserve"> acts the config itself instead of </w:t>
       </w:r>
+      <w:proofErr w:type="spellStart"/>
       <w:r>
         <w:rPr>
           <w:b/>
@@ -2729,6 +3216,7 @@
         </w:rPr>
         <w:t>AppConfig</w:t>
       </w:r>
+      <w:proofErr w:type="spellEnd"/>
       <w:r>
         <w:rPr>
           <w:sz w:val="32"/>
@@ -2756,7 +3244,51 @@
           <w:sz w:val="32"/>
           <w:szCs w:val="32"/>
         </w:rPr>
-        <w:t>flutter build apk -t lib/main_production.dart --flavor production</w:t>
+        <w:t xml:space="preserve">flutter build </w:t>
+      </w:r>
+      <w:proofErr w:type="spellStart"/>
+      <w:r>
+        <w:rPr>
+          <w:b/>
+          <w:bCs/>
+          <w:color w:val="60CAF3" w:themeColor="accent4" w:themeTint="99"/>
+          <w:sz w:val="32"/>
+          <w:szCs w:val="32"/>
+        </w:rPr>
+        <w:t>apk</w:t>
+      </w:r>
+      <w:proofErr w:type="spellEnd"/>
+      <w:r>
+        <w:rPr>
+          <w:b/>
+          <w:bCs/>
+          <w:color w:val="60CAF3" w:themeColor="accent4" w:themeTint="99"/>
+          <w:sz w:val="32"/>
+          <w:szCs w:val="32"/>
+        </w:rPr>
+        <w:t xml:space="preserve"> -t lib/</w:t>
+      </w:r>
+      <w:proofErr w:type="spellStart"/>
+      <w:r>
+        <w:rPr>
+          <w:b/>
+          <w:bCs/>
+          <w:color w:val="60CAF3" w:themeColor="accent4" w:themeTint="99"/>
+          <w:sz w:val="32"/>
+          <w:szCs w:val="32"/>
+        </w:rPr>
+        <w:t>main_production.dart</w:t>
+      </w:r>
+      <w:proofErr w:type="spellEnd"/>
+      <w:r>
+        <w:rPr>
+          <w:b/>
+          <w:bCs/>
+          <w:color w:val="60CAF3" w:themeColor="accent4" w:themeTint="99"/>
+          <w:sz w:val="32"/>
+          <w:szCs w:val="32"/>
+        </w:rPr>
+        <w:t xml:space="preserve"> --flavor production</w:t>
       </w:r>
     </w:p>
     <w:p>
@@ -2836,8 +3368,20 @@
           <w:sz w:val="32"/>
           <w:szCs w:val="32"/>
         </w:rPr>
-        <w:t>flutter analyze</w:t>
-      </w:r>
+        <w:t xml:space="preserve">flutter </w:t>
+      </w:r>
+      <w:proofErr w:type="gramStart"/>
+      <w:r>
+        <w:rPr>
+          <w:b/>
+          <w:bCs/>
+          <w:color w:val="60CAF3" w:themeColor="accent4" w:themeTint="99"/>
+          <w:sz w:val="32"/>
+          <w:szCs w:val="32"/>
+        </w:rPr>
+        <w:t>analyze</w:t>
+      </w:r>
+      <w:proofErr w:type="gramEnd"/>
     </w:p>
     <w:p>
       <w:pPr>
@@ -2884,8 +3428,20 @@
           <w:sz w:val="32"/>
           <w:szCs w:val="32"/>
         </w:rPr>
-        <w:t>dart format .</w:t>
-      </w:r>
+        <w:t xml:space="preserve">dart </w:t>
+      </w:r>
+      <w:proofErr w:type="gramStart"/>
+      <w:r>
+        <w:rPr>
+          <w:b/>
+          <w:bCs/>
+          <w:color w:val="60CAF3" w:themeColor="accent4" w:themeTint="99"/>
+          <w:sz w:val="32"/>
+          <w:szCs w:val="32"/>
+        </w:rPr>
+        <w:t>format .</w:t>
+      </w:r>
+      <w:proofErr w:type="gramEnd"/>
     </w:p>
     <w:p>
       <w:pPr>
@@ -3122,6 +3678,7 @@
         </w:rPr>
         <w:t>screens/</w:t>
       </w:r>
+      <w:proofErr w:type="spellStart"/>
       <w:r>
         <w:rPr>
           <w:b/>
@@ -3132,6 +3689,7 @@
         </w:rPr>
         <w:t>home_test.dart</w:t>
       </w:r>
+      <w:proofErr w:type="spellEnd"/>
     </w:p>
     <w:p>
       <w:pPr>
@@ -3544,7 +4102,29 @@
           <w:sz w:val="32"/>
           <w:szCs w:val="32"/>
         </w:rPr>
-        <w:t>flutter emulators --launch &lt;emulator_id&gt;</w:t>
+        <w:t>flutter emulators --launch &lt;</w:t>
+      </w:r>
+      <w:proofErr w:type="spellStart"/>
+      <w:r>
+        <w:rPr>
+          <w:b/>
+          <w:bCs/>
+          <w:color w:val="60CAF3" w:themeColor="accent4" w:themeTint="99"/>
+          <w:sz w:val="32"/>
+          <w:szCs w:val="32"/>
+        </w:rPr>
+        <w:t>emulator_id</w:t>
+      </w:r>
+      <w:proofErr w:type="spellEnd"/>
+      <w:r>
+        <w:rPr>
+          <w:b/>
+          <w:bCs/>
+          <w:color w:val="60CAF3" w:themeColor="accent4" w:themeTint="99"/>
+          <w:sz w:val="32"/>
+          <w:szCs w:val="32"/>
+        </w:rPr>
+        <w:t>&gt;</w:t>
       </w:r>
     </w:p>
     <w:p>
@@ -3723,8 +4303,20 @@
           <w:sz w:val="32"/>
           <w:szCs w:val="32"/>
         </w:rPr>
-        <w:t>flutter pub get</w:t>
-      </w:r>
+        <w:t xml:space="preserve">flutter pub </w:t>
+      </w:r>
+      <w:proofErr w:type="gramStart"/>
+      <w:r>
+        <w:rPr>
+          <w:b/>
+          <w:bCs/>
+          <w:color w:val="60CAF3" w:themeColor="accent4" w:themeTint="99"/>
+          <w:sz w:val="32"/>
+          <w:szCs w:val="32"/>
+        </w:rPr>
+        <w:t>get</w:t>
+      </w:r>
+      <w:proofErr w:type="gramEnd"/>
     </w:p>
     <w:p>
       <w:pPr>
@@ -3884,6 +4476,7 @@
         </w:rPr>
         <w:t xml:space="preserve"> for Linux, </w:t>
       </w:r>
+      <w:proofErr w:type="spellStart"/>
       <w:r>
         <w:rPr>
           <w:b/>
@@ -3893,6 +4486,7 @@
         </w:rPr>
         <w:t>sls</w:t>
       </w:r>
+      <w:proofErr w:type="spellEnd"/>
       <w:r>
         <w:rPr>
           <w:sz w:val="32"/>
@@ -4201,6 +4795,7 @@
         </w:rPr>
         <w:t xml:space="preserve"> like </w:t>
       </w:r>
+      <w:proofErr w:type="spellStart"/>
       <w:r>
         <w:rPr>
           <w:b/>
@@ -4210,6 +4805,7 @@
         </w:rPr>
         <w:t>freezed</w:t>
       </w:r>
+      <w:proofErr w:type="spellEnd"/>
       <w:r>
         <w:rPr>
           <w:sz w:val="32"/>
@@ -4217,6 +4813,7 @@
         </w:rPr>
         <w:t xml:space="preserve">, </w:t>
       </w:r>
+      <w:proofErr w:type="spellStart"/>
       <w:r>
         <w:rPr>
           <w:b/>
@@ -4226,6 +4823,7 @@
         </w:rPr>
         <w:t>json_serializable</w:t>
       </w:r>
+      <w:proofErr w:type="spellEnd"/>
       <w:r>
         <w:rPr>
           <w:sz w:val="32"/>
@@ -4292,30 +4890,64 @@
           <w:sz w:val="32"/>
           <w:szCs w:val="32"/>
         </w:rPr>
-        <w:t>dart run build_runner build</w:t>
-      </w:r>
-    </w:p>
-    <w:p>
-      <w:pPr>
-        <w:jc w:val="both"/>
-        <w:rPr>
-          <w:b/>
-          <w:bCs/>
-          <w:color w:val="60CAF3" w:themeColor="accent4" w:themeTint="99"/>
-          <w:sz w:val="32"/>
-          <w:szCs w:val="32"/>
-        </w:rPr>
-      </w:pPr>
-      <w:r>
-        <w:rPr>
-          <w:b/>
-          <w:bCs/>
-          <w:color w:val="60CAF3" w:themeColor="accent4" w:themeTint="99"/>
-          <w:sz w:val="32"/>
-          <w:szCs w:val="32"/>
-        </w:rPr>
-        <w:t>dart run flutter_gen</w:t>
-      </w:r>
+        <w:t xml:space="preserve">dart run </w:t>
+      </w:r>
+      <w:proofErr w:type="spellStart"/>
+      <w:r>
+        <w:rPr>
+          <w:b/>
+          <w:bCs/>
+          <w:color w:val="60CAF3" w:themeColor="accent4" w:themeTint="99"/>
+          <w:sz w:val="32"/>
+          <w:szCs w:val="32"/>
+        </w:rPr>
+        <w:t>build_runner</w:t>
+      </w:r>
+      <w:proofErr w:type="spellEnd"/>
+      <w:r>
+        <w:rPr>
+          <w:b/>
+          <w:bCs/>
+          <w:color w:val="60CAF3" w:themeColor="accent4" w:themeTint="99"/>
+          <w:sz w:val="32"/>
+          <w:szCs w:val="32"/>
+        </w:rPr>
+        <w:t xml:space="preserve"> build</w:t>
+      </w:r>
+    </w:p>
+    <w:p>
+      <w:pPr>
+        <w:jc w:val="both"/>
+        <w:rPr>
+          <w:b/>
+          <w:bCs/>
+          <w:color w:val="60CAF3" w:themeColor="accent4" w:themeTint="99"/>
+          <w:sz w:val="32"/>
+          <w:szCs w:val="32"/>
+        </w:rPr>
+      </w:pPr>
+      <w:r>
+        <w:rPr>
+          <w:b/>
+          <w:bCs/>
+          <w:color w:val="60CAF3" w:themeColor="accent4" w:themeTint="99"/>
+          <w:sz w:val="32"/>
+          <w:szCs w:val="32"/>
+        </w:rPr>
+        <w:t xml:space="preserve">dart run </w:t>
+      </w:r>
+      <w:proofErr w:type="spellStart"/>
+      <w:r>
+        <w:rPr>
+          <w:b/>
+          <w:bCs/>
+          <w:color w:val="60CAF3" w:themeColor="accent4" w:themeTint="99"/>
+          <w:sz w:val="32"/>
+          <w:szCs w:val="32"/>
+        </w:rPr>
+        <w:t>flutter_gen</w:t>
+      </w:r>
+      <w:proofErr w:type="spellEnd"/>
     </w:p>
     <w:p>
       <w:pPr>
@@ -4368,7 +5000,29 @@
           <w:sz w:val="32"/>
           <w:szCs w:val="32"/>
         </w:rPr>
-        <w:t>dart run build_runner watch</w:t>
+        <w:t xml:space="preserve">dart run </w:t>
+      </w:r>
+      <w:proofErr w:type="spellStart"/>
+      <w:r>
+        <w:rPr>
+          <w:b/>
+          <w:bCs/>
+          <w:color w:val="60CAF3" w:themeColor="accent4" w:themeTint="99"/>
+          <w:sz w:val="32"/>
+          <w:szCs w:val="32"/>
+        </w:rPr>
+        <w:t>build_runner</w:t>
+      </w:r>
+      <w:proofErr w:type="spellEnd"/>
+      <w:r>
+        <w:rPr>
+          <w:b/>
+          <w:bCs/>
+          <w:color w:val="60CAF3" w:themeColor="accent4" w:themeTint="99"/>
+          <w:sz w:val="32"/>
+          <w:szCs w:val="32"/>
+        </w:rPr>
+        <w:t xml:space="preserve"> watch</w:t>
       </w:r>
     </w:p>
     <w:p>
@@ -4406,7 +5060,29 @@
           <w:sz w:val="32"/>
           <w:szCs w:val="32"/>
         </w:rPr>
-        <w:t>dart run build_runner build --delete-conflicting-outputs</w:t>
+        <w:t xml:space="preserve">dart run </w:t>
+      </w:r>
+      <w:proofErr w:type="spellStart"/>
+      <w:r>
+        <w:rPr>
+          <w:b/>
+          <w:bCs/>
+          <w:color w:val="60CAF3" w:themeColor="accent4" w:themeTint="99"/>
+          <w:sz w:val="32"/>
+          <w:szCs w:val="32"/>
+        </w:rPr>
+        <w:t>build_runner</w:t>
+      </w:r>
+      <w:proofErr w:type="spellEnd"/>
+      <w:r>
+        <w:rPr>
+          <w:b/>
+          <w:bCs/>
+          <w:color w:val="60CAF3" w:themeColor="accent4" w:themeTint="99"/>
+          <w:sz w:val="32"/>
+          <w:szCs w:val="32"/>
+        </w:rPr>
+        <w:t xml:space="preserve"> build --delete-conflicting-outputs</w:t>
       </w:r>
     </w:p>
     <w:p>
@@ -4493,14 +5169,25 @@
           <w:szCs w:val="32"/>
         </w:rPr>
       </w:pPr>
-      <w:r>
-        <w:rPr>
-          <w:b/>
-          <w:bCs/>
-          <w:sz w:val="32"/>
-          <w:szCs w:val="32"/>
-        </w:rPr>
-        <w:t xml:space="preserve">Freezed </w:t>
+      <w:proofErr w:type="spellStart"/>
+      <w:r>
+        <w:rPr>
+          <w:b/>
+          <w:bCs/>
+          <w:sz w:val="32"/>
+          <w:szCs w:val="32"/>
+        </w:rPr>
+        <w:t>Freezed</w:t>
+      </w:r>
+      <w:proofErr w:type="spellEnd"/>
+      <w:r>
+        <w:rPr>
+          <w:b/>
+          <w:bCs/>
+          <w:sz w:val="32"/>
+          <w:szCs w:val="32"/>
+        </w:rPr>
+        <w:t xml:space="preserve"> </w:t>
       </w:r>
     </w:p>
     <w:p>
@@ -4612,7 +5299,29 @@
           <w:sz w:val="32"/>
           <w:szCs w:val="32"/>
         </w:rPr>
-        <w:t>dart run build_runner build</w:t>
+        <w:t xml:space="preserve">dart run </w:t>
+      </w:r>
+      <w:proofErr w:type="spellStart"/>
+      <w:r>
+        <w:rPr>
+          <w:b/>
+          <w:bCs/>
+          <w:color w:val="60CAF3" w:themeColor="accent4" w:themeTint="99"/>
+          <w:sz w:val="32"/>
+          <w:szCs w:val="32"/>
+        </w:rPr>
+        <w:t>build_runner</w:t>
+      </w:r>
+      <w:proofErr w:type="spellEnd"/>
+      <w:r>
+        <w:rPr>
+          <w:b/>
+          <w:bCs/>
+          <w:color w:val="60CAF3" w:themeColor="accent4" w:themeTint="99"/>
+          <w:sz w:val="32"/>
+          <w:szCs w:val="32"/>
+        </w:rPr>
+        <w:t xml:space="preserve"> build</w:t>
       </w:r>
     </w:p>
     <w:p>
@@ -4657,7 +5366,29 @@
           <w:sz w:val="32"/>
           <w:szCs w:val="32"/>
         </w:rPr>
-        <w:t>dart run build_runner watch</w:t>
+        <w:t xml:space="preserve">dart run </w:t>
+      </w:r>
+      <w:proofErr w:type="spellStart"/>
+      <w:r>
+        <w:rPr>
+          <w:b/>
+          <w:bCs/>
+          <w:color w:val="60CAF3" w:themeColor="accent4" w:themeTint="99"/>
+          <w:sz w:val="32"/>
+          <w:szCs w:val="32"/>
+        </w:rPr>
+        <w:t>build_runner</w:t>
+      </w:r>
+      <w:proofErr w:type="spellEnd"/>
+      <w:r>
+        <w:rPr>
+          <w:b/>
+          <w:bCs/>
+          <w:color w:val="60CAF3" w:themeColor="accent4" w:themeTint="99"/>
+          <w:sz w:val="32"/>
+          <w:szCs w:val="32"/>
+        </w:rPr>
+        <w:t xml:space="preserve"> watch</w:t>
       </w:r>
     </w:p>
     <w:p>
@@ -4699,7 +5430,29 @@
           <w:sz w:val="32"/>
           <w:szCs w:val="32"/>
         </w:rPr>
-        <w:t>dart run build_runner build --delete-conflicting-outputs</w:t>
+        <w:t xml:space="preserve">dart run </w:t>
+      </w:r>
+      <w:proofErr w:type="spellStart"/>
+      <w:r>
+        <w:rPr>
+          <w:b/>
+          <w:bCs/>
+          <w:color w:val="60CAF3" w:themeColor="accent4" w:themeTint="99"/>
+          <w:sz w:val="32"/>
+          <w:szCs w:val="32"/>
+        </w:rPr>
+        <w:t>build_runner</w:t>
+      </w:r>
+      <w:proofErr w:type="spellEnd"/>
+      <w:r>
+        <w:rPr>
+          <w:b/>
+          <w:bCs/>
+          <w:color w:val="60CAF3" w:themeColor="accent4" w:themeTint="99"/>
+          <w:sz w:val="32"/>
+          <w:szCs w:val="32"/>
+        </w:rPr>
+        <w:t xml:space="preserve"> build --delete-conflicting-outputs</w:t>
       </w:r>
     </w:p>
     <w:p>
@@ -4849,7 +5602,23 @@
           <w:sz w:val="32"/>
           <w:szCs w:val="32"/>
         </w:rPr>
-        <w:t>Paste the above path in Dart sdk and check the plugin is downloaded. Check the box for all files.</w:t>
+        <w:t xml:space="preserve">Paste the above path in Dart </w:t>
+      </w:r>
+      <w:proofErr w:type="spellStart"/>
+      <w:r>
+        <w:rPr>
+          <w:sz w:val="32"/>
+          <w:szCs w:val="32"/>
+        </w:rPr>
+        <w:t>sdk</w:t>
+      </w:r>
+      <w:proofErr w:type="spellEnd"/>
+      <w:r>
+        <w:rPr>
+          <w:sz w:val="32"/>
+          <w:szCs w:val="32"/>
+        </w:rPr>
+        <w:t xml:space="preserve"> and check the plugin is downloaded. Check the box for all files.</w:t>
       </w:r>
     </w:p>
     <w:p>
@@ -4927,7 +5696,23 @@
           <w:szCs w:val="32"/>
         </w:rPr>
         <w:br/>
-        <w:t>2. Click on connections, if you have ethernet it will show ethernet or wifi name.</w:t>
+        <w:t xml:space="preserve">2. Click on connections, if you have ethernet it will show ethernet or </w:t>
+      </w:r>
+      <w:proofErr w:type="spellStart"/>
+      <w:r>
+        <w:rPr>
+          <w:sz w:val="32"/>
+          <w:szCs w:val="32"/>
+        </w:rPr>
+        <w:t>wifi</w:t>
+      </w:r>
+      <w:proofErr w:type="spellEnd"/>
+      <w:r>
+        <w:rPr>
+          <w:sz w:val="32"/>
+          <w:szCs w:val="32"/>
+        </w:rPr>
+        <w:t xml:space="preserve"> name.</w:t>
       </w:r>
       <w:r>
         <w:rPr>
@@ -5111,7 +5896,63 @@
           <w:sz w:val="32"/>
           <w:szCs w:val="32"/>
         </w:rPr>
-        <w:t>&lt;uses-permission android:name="android.permission.INTERNET" /&gt;</w:t>
+        <w:t xml:space="preserve">&lt;uses-permission </w:t>
+      </w:r>
+      <w:proofErr w:type="spellStart"/>
+      <w:r>
+        <w:rPr>
+          <w:b/>
+          <w:bCs/>
+          <w:color w:val="D86DCB" w:themeColor="accent5" w:themeTint="99"/>
+          <w:sz w:val="32"/>
+          <w:szCs w:val="32"/>
+        </w:rPr>
+        <w:t>android:name</w:t>
+      </w:r>
+      <w:proofErr w:type="spellEnd"/>
+      <w:r>
+        <w:rPr>
+          <w:b/>
+          <w:bCs/>
+          <w:color w:val="D86DCB" w:themeColor="accent5" w:themeTint="99"/>
+          <w:sz w:val="32"/>
+          <w:szCs w:val="32"/>
+        </w:rPr>
+        <w:t>="</w:t>
+      </w:r>
+      <w:proofErr w:type="spellStart"/>
+      <w:proofErr w:type="gramStart"/>
+      <w:r>
+        <w:rPr>
+          <w:b/>
+          <w:bCs/>
+          <w:color w:val="D86DCB" w:themeColor="accent5" w:themeTint="99"/>
+          <w:sz w:val="32"/>
+          <w:szCs w:val="32"/>
+        </w:rPr>
+        <w:t>android.permission</w:t>
+      </w:r>
+      <w:proofErr w:type="gramEnd"/>
+      <w:r>
+        <w:rPr>
+          <w:b/>
+          <w:bCs/>
+          <w:color w:val="D86DCB" w:themeColor="accent5" w:themeTint="99"/>
+          <w:sz w:val="32"/>
+          <w:szCs w:val="32"/>
+        </w:rPr>
+        <w:t>.INTERNET</w:t>
+      </w:r>
+      <w:proofErr w:type="spellEnd"/>
+      <w:r>
+        <w:rPr>
+          <w:b/>
+          <w:bCs/>
+          <w:color w:val="D86DCB" w:themeColor="accent5" w:themeTint="99"/>
+          <w:sz w:val="32"/>
+          <w:szCs w:val="32"/>
+        </w:rPr>
+        <w:t>" /&gt;</w:t>
       </w:r>
     </w:p>
     <w:p>
@@ -5213,6 +6054,7 @@
         </w:rPr>
         <w:t xml:space="preserve"> code to </w:t>
       </w:r>
+      <w:proofErr w:type="spellStart"/>
       <w:r>
         <w:rPr>
           <w:b/>
@@ -5222,6 +6064,7 @@
         </w:rPr>
         <w:t>Github</w:t>
       </w:r>
+      <w:proofErr w:type="spellEnd"/>
       <w:r>
         <w:rPr>
           <w:sz w:val="32"/>
@@ -5301,6 +6144,7 @@
         <w:lastRenderedPageBreak/>
         <w:t xml:space="preserve">OS + Play Store level. Android treats apps with different </w:t>
       </w:r>
+      <w:proofErr w:type="spellStart"/>
       <w:r>
         <w:rPr>
           <w:b/>
@@ -5310,6 +6154,7 @@
         </w:rPr>
         <w:t>applicationIds</w:t>
       </w:r>
+      <w:proofErr w:type="spellEnd"/>
       <w:r>
         <w:rPr>
           <w:sz w:val="32"/>
@@ -5333,15 +6178,28 @@
           <w:szCs w:val="32"/>
         </w:rPr>
       </w:pPr>
-      <w:r>
-        <w:rPr>
-          <w:b/>
-          <w:bCs/>
-          <w:sz w:val="32"/>
-          <w:szCs w:val="32"/>
-        </w:rPr>
-        <w:t>com.spotify.music</w:t>
-      </w:r>
+      <w:proofErr w:type="spellStart"/>
+      <w:proofErr w:type="gramStart"/>
+      <w:r>
+        <w:rPr>
+          <w:b/>
+          <w:bCs/>
+          <w:sz w:val="32"/>
+          <w:szCs w:val="32"/>
+        </w:rPr>
+        <w:t>com.spotify</w:t>
+      </w:r>
+      <w:proofErr w:type="gramEnd"/>
+      <w:r>
+        <w:rPr>
+          <w:b/>
+          <w:bCs/>
+          <w:sz w:val="32"/>
+          <w:szCs w:val="32"/>
+        </w:rPr>
+        <w:t>.music</w:t>
+      </w:r>
+      <w:proofErr w:type="spellEnd"/>
     </w:p>
     <w:p>
       <w:pPr>
@@ -5358,6 +6216,8 @@
           <w:szCs w:val="32"/>
         </w:rPr>
       </w:pPr>
+      <w:proofErr w:type="spellStart"/>
+      <w:proofErr w:type="gramStart"/>
       <w:r>
         <w:rPr>
           <w:b/>
@@ -5367,6 +6227,8 @@
         </w:rPr>
         <w:t>com.whatsapp</w:t>
       </w:r>
+      <w:proofErr w:type="spellEnd"/>
+      <w:proofErr w:type="gramEnd"/>
     </w:p>
     <w:p>
       <w:pPr>
@@ -5383,15 +6245,28 @@
           <w:szCs w:val="32"/>
         </w:rPr>
       </w:pPr>
-      <w:r>
-        <w:rPr>
-          <w:b/>
-          <w:bCs/>
-          <w:sz w:val="32"/>
-          <w:szCs w:val="32"/>
-        </w:rPr>
-        <w:t>com.yourname.myapp</w:t>
-      </w:r>
+      <w:proofErr w:type="spellStart"/>
+      <w:proofErr w:type="gramStart"/>
+      <w:r>
+        <w:rPr>
+          <w:b/>
+          <w:bCs/>
+          <w:sz w:val="32"/>
+          <w:szCs w:val="32"/>
+        </w:rPr>
+        <w:t>com.yourname</w:t>
+      </w:r>
+      <w:proofErr w:type="gramEnd"/>
+      <w:r>
+        <w:rPr>
+          <w:b/>
+          <w:bCs/>
+          <w:sz w:val="32"/>
+          <w:szCs w:val="32"/>
+        </w:rPr>
+        <w:t>.myapp</w:t>
+      </w:r>
+      <w:proofErr w:type="spellEnd"/>
     </w:p>
     <w:p>
       <w:pPr>
@@ -5424,14 +6299,25 @@
         </w:rPr>
         <w:t xml:space="preserve"> puts </w:t>
       </w:r>
-      <w:r>
-        <w:rPr>
-          <w:b/>
-          <w:bCs/>
-          <w:sz w:val="32"/>
-          <w:szCs w:val="32"/>
-        </w:rPr>
-        <w:t>com.example...</w:t>
+      <w:proofErr w:type="spellStart"/>
+      <w:r>
+        <w:rPr>
+          <w:b/>
+          <w:bCs/>
+          <w:sz w:val="32"/>
+          <w:szCs w:val="32"/>
+        </w:rPr>
+        <w:t>com.example</w:t>
+      </w:r>
+      <w:proofErr w:type="spellEnd"/>
+      <w:r>
+        <w:rPr>
+          <w:b/>
+          <w:bCs/>
+          <w:sz w:val="32"/>
+          <w:szCs w:val="32"/>
+        </w:rPr>
+        <w:t>...</w:t>
       </w:r>
       <w:r>
         <w:rPr>
@@ -5482,8 +6368,19 @@
           <w:sz w:val="32"/>
           <w:szCs w:val="32"/>
         </w:rPr>
-        <w:t>com.example.*</w:t>
-      </w:r>
+        <w:t>com.</w:t>
+      </w:r>
+      <w:proofErr w:type="gramStart"/>
+      <w:r>
+        <w:rPr>
+          <w:b/>
+          <w:bCs/>
+          <w:sz w:val="32"/>
+          <w:szCs w:val="32"/>
+        </w:rPr>
+        <w:t>example.*</w:t>
+      </w:r>
+      <w:proofErr w:type="gramEnd"/>
       <w:r>
         <w:rPr>
           <w:sz w:val="32"/>
@@ -5519,14 +6416,25 @@
         </w:rPr>
         <w:t xml:space="preserve">Two apps cannot share the same </w:t>
       </w:r>
-      <w:r>
-        <w:rPr>
-          <w:b/>
-          <w:bCs/>
-          <w:sz w:val="32"/>
-          <w:szCs w:val="32"/>
-        </w:rPr>
-        <w:t xml:space="preserve">applicationId </w:t>
+      <w:proofErr w:type="spellStart"/>
+      <w:r>
+        <w:rPr>
+          <w:b/>
+          <w:bCs/>
+          <w:sz w:val="32"/>
+          <w:szCs w:val="32"/>
+        </w:rPr>
+        <w:t>applicationId</w:t>
+      </w:r>
+      <w:proofErr w:type="spellEnd"/>
+      <w:r>
+        <w:rPr>
+          <w:b/>
+          <w:bCs/>
+          <w:sz w:val="32"/>
+          <w:szCs w:val="32"/>
+        </w:rPr>
+        <w:t xml:space="preserve"> </w:t>
       </w:r>
       <w:r>
         <w:rPr>
@@ -5708,6 +6616,7 @@
         </w:rPr>
         <w:t xml:space="preserve">Changing the </w:t>
       </w:r>
+      <w:proofErr w:type="spellStart"/>
       <w:r>
         <w:rPr>
           <w:b/>
@@ -5717,6 +6626,7 @@
         </w:rPr>
         <w:t>applicationId</w:t>
       </w:r>
+      <w:proofErr w:type="spellEnd"/>
       <w:r>
         <w:rPr>
           <w:sz w:val="32"/>
@@ -5805,7 +6715,27 @@
           <w:sz w:val="32"/>
           <w:szCs w:val="32"/>
         </w:rPr>
-        <w:t xml:space="preserve"> applicationId </w:t>
+        <w:t xml:space="preserve"> </w:t>
+      </w:r>
+      <w:proofErr w:type="spellStart"/>
+      <w:r>
+        <w:rPr>
+          <w:b/>
+          <w:bCs/>
+          <w:sz w:val="32"/>
+          <w:szCs w:val="32"/>
+        </w:rPr>
+        <w:t>applicationId</w:t>
+      </w:r>
+      <w:proofErr w:type="spellEnd"/>
+      <w:r>
+        <w:rPr>
+          <w:b/>
+          <w:bCs/>
+          <w:sz w:val="32"/>
+          <w:szCs w:val="32"/>
+        </w:rPr>
+        <w:t xml:space="preserve"> </w:t>
       </w:r>
       <w:r>
         <w:rPr>
@@ -5842,6 +6772,7 @@
         </w:rPr>
         <w:t xml:space="preserve">after changing the </w:t>
       </w:r>
+      <w:proofErr w:type="spellStart"/>
       <w:r>
         <w:rPr>
           <w:b/>
@@ -5851,6 +6782,7 @@
         </w:rPr>
         <w:t>applicationId</w:t>
       </w:r>
+      <w:proofErr w:type="spellEnd"/>
       <w:r>
         <w:rPr>
           <w:sz w:val="32"/>
@@ -5858,14 +6790,25 @@
         </w:rPr>
         <w:t xml:space="preserve"> run </w:t>
       </w:r>
-      <w:r>
-        <w:rPr>
-          <w:b/>
-          <w:bCs/>
-          <w:sz w:val="32"/>
-          <w:szCs w:val="32"/>
-        </w:rPr>
-        <w:t>flutterfire configure</w:t>
+      <w:proofErr w:type="spellStart"/>
+      <w:r>
+        <w:rPr>
+          <w:b/>
+          <w:bCs/>
+          <w:sz w:val="32"/>
+          <w:szCs w:val="32"/>
+        </w:rPr>
+        <w:t>flutterfire</w:t>
+      </w:r>
+      <w:proofErr w:type="spellEnd"/>
+      <w:r>
+        <w:rPr>
+          <w:b/>
+          <w:bCs/>
+          <w:sz w:val="32"/>
+          <w:szCs w:val="32"/>
+        </w:rPr>
+        <w:t xml:space="preserve"> configure</w:t>
       </w:r>
       <w:r>
         <w:rPr>
@@ -5881,6 +6824,7 @@
         </w:rPr>
         <w:t xml:space="preserve">. </w:t>
       </w:r>
+      <w:proofErr w:type="spellStart"/>
       <w:r>
         <w:rPr>
           <w:b/>
@@ -5890,6 +6834,7 @@
         </w:rPr>
         <w:t>Flutterfire</w:t>
       </w:r>
+      <w:proofErr w:type="spellEnd"/>
       <w:r>
         <w:rPr>
           <w:sz w:val="32"/>
@@ -6025,24 +6970,58 @@
           <w:b/>
           <w:bCs/>
         </w:rPr>
-        <w:t xml:space="preserve"> Android App: com.example.of11_music_app</w:t>
-      </w:r>
-    </w:p>
-    <w:p>
-      <w:pPr>
-        <w:jc w:val="both"/>
-        <w:rPr>
-          <w:b/>
-          <w:bCs/>
-        </w:rPr>
-      </w:pPr>
-      <w:r>
-        <w:rPr>
-          <w:b/>
-          <w:bCs/>
-        </w:rPr>
-        <w:t xml:space="preserve"> └─ Android App: com.nazmul.musicplayer</w:t>
-      </w:r>
+        <w:t xml:space="preserve"> Android App: com.</w:t>
+      </w:r>
+      <w:proofErr w:type="gramStart"/>
+      <w:r>
+        <w:rPr>
+          <w:b/>
+          <w:bCs/>
+        </w:rPr>
+        <w:t>example.of</w:t>
+      </w:r>
+      <w:proofErr w:type="gramEnd"/>
+      <w:r>
+        <w:rPr>
+          <w:b/>
+          <w:bCs/>
+        </w:rPr>
+        <w:t>11_music_app</w:t>
+      </w:r>
+    </w:p>
+    <w:p>
+      <w:pPr>
+        <w:jc w:val="both"/>
+        <w:rPr>
+          <w:b/>
+          <w:bCs/>
+        </w:rPr>
+      </w:pPr>
+      <w:r>
+        <w:rPr>
+          <w:b/>
+          <w:bCs/>
+        </w:rPr>
+        <w:t xml:space="preserve"> └─ Android App: </w:t>
+      </w:r>
+      <w:proofErr w:type="spellStart"/>
+      <w:proofErr w:type="gramStart"/>
+      <w:r>
+        <w:rPr>
+          <w:b/>
+          <w:bCs/>
+        </w:rPr>
+        <w:t>com.nazmul</w:t>
+      </w:r>
+      <w:proofErr w:type="gramEnd"/>
+      <w:r>
+        <w:rPr>
+          <w:b/>
+          <w:bCs/>
+        </w:rPr>
+        <w:t>.musicplayer</w:t>
+      </w:r>
+      <w:proofErr w:type="spellEnd"/>
     </w:p>
     <w:p>
       <w:pPr>
@@ -6389,6 +7368,7 @@
         </w:rPr>
         <w:t xml:space="preserve">Second </w:t>
       </w:r>
+      <w:proofErr w:type="spellStart"/>
       <w:r>
         <w:rPr>
           <w:b/>
@@ -6398,6 +7378,7 @@
         </w:rPr>
         <w:t>CMake</w:t>
       </w:r>
+      <w:proofErr w:type="spellEnd"/>
       <w:r>
         <w:rPr>
           <w:sz w:val="32"/>
@@ -6631,7 +7612,51 @@
           <w:sz w:val="32"/>
           <w:szCs w:val="32"/>
         </w:rPr>
-        <w:t>flutter config --jdk-dir "C:\Program Files\Eclipse Adoptium\jdk-21</w:t>
+        <w:t>flutter config --</w:t>
+      </w:r>
+      <w:proofErr w:type="spellStart"/>
+      <w:r>
+        <w:rPr>
+          <w:b/>
+          <w:bCs/>
+          <w:color w:val="60CAF3" w:themeColor="accent4" w:themeTint="99"/>
+          <w:sz w:val="32"/>
+          <w:szCs w:val="32"/>
+        </w:rPr>
+        <w:t>jdk-dir</w:t>
+      </w:r>
+      <w:proofErr w:type="spellEnd"/>
+      <w:r>
+        <w:rPr>
+          <w:b/>
+          <w:bCs/>
+          <w:color w:val="60CAF3" w:themeColor="accent4" w:themeTint="99"/>
+          <w:sz w:val="32"/>
+          <w:szCs w:val="32"/>
+        </w:rPr>
+        <w:t xml:space="preserve"> "C:\Program Files\Eclipse </w:t>
+      </w:r>
+      <w:proofErr w:type="spellStart"/>
+      <w:r>
+        <w:rPr>
+          <w:b/>
+          <w:bCs/>
+          <w:color w:val="60CAF3" w:themeColor="accent4" w:themeTint="99"/>
+          <w:sz w:val="32"/>
+          <w:szCs w:val="32"/>
+        </w:rPr>
+        <w:t>Adoptium</w:t>
+      </w:r>
+      <w:proofErr w:type="spellEnd"/>
+      <w:r>
+        <w:rPr>
+          <w:b/>
+          <w:bCs/>
+          <w:color w:val="60CAF3" w:themeColor="accent4" w:themeTint="99"/>
+          <w:sz w:val="32"/>
+          <w:szCs w:val="32"/>
+        </w:rPr>
+        <w:t>\jdk-21</w:t>
       </w:r>
       <w:r>
         <w:rPr>
@@ -6676,7 +7701,23 @@
           <w:sz w:val="32"/>
           <w:szCs w:val="32"/>
         </w:rPr>
-        <w:t xml:space="preserve"> Go to Program Files/Eclipse Adoptium/ and make sure to match the exact JDK 21 file name in the command</w:t>
+        <w:t xml:space="preserve"> Go to Program Files/Eclipse </w:t>
+      </w:r>
+      <w:proofErr w:type="spellStart"/>
+      <w:r>
+        <w:rPr>
+          <w:sz w:val="32"/>
+          <w:szCs w:val="32"/>
+        </w:rPr>
+        <w:t>Adoptium</w:t>
+      </w:r>
+      <w:proofErr w:type="spellEnd"/>
+      <w:r>
+        <w:rPr>
+          <w:sz w:val="32"/>
+          <w:szCs w:val="32"/>
+        </w:rPr>
+        <w:t>/ and make sure to match the exact JDK 21 file name in the command</w:t>
       </w:r>
     </w:p>
     <w:p>
@@ -7572,8 +8613,42 @@
           <w:sz w:val="32"/>
           <w:szCs w:val="32"/>
         </w:rPr>
-        <w:t>flutter config --clear-jdk-dir</w:t>
-      </w:r>
+        <w:t>flutter config --clear-</w:t>
+      </w:r>
+      <w:proofErr w:type="spellStart"/>
+      <w:r>
+        <w:rPr>
+          <w:b/>
+          <w:bCs/>
+          <w:color w:val="60CAF3" w:themeColor="accent4" w:themeTint="99"/>
+          <w:sz w:val="32"/>
+          <w:szCs w:val="32"/>
+        </w:rPr>
+        <w:t>jdk</w:t>
+      </w:r>
+      <w:proofErr w:type="spellEnd"/>
+      <w:r>
+        <w:rPr>
+          <w:b/>
+          <w:bCs/>
+          <w:color w:val="60CAF3" w:themeColor="accent4" w:themeTint="99"/>
+          <w:sz w:val="32"/>
+          <w:szCs w:val="32"/>
+        </w:rPr>
+        <w:t>-</w:t>
+      </w:r>
+      <w:proofErr w:type="spellStart"/>
+      <w:r>
+        <w:rPr>
+          <w:b/>
+          <w:bCs/>
+          <w:color w:val="60CAF3" w:themeColor="accent4" w:themeTint="99"/>
+          <w:sz w:val="32"/>
+          <w:szCs w:val="32"/>
+        </w:rPr>
+        <w:t>dir</w:t>
+      </w:r>
+      <w:proofErr w:type="spellEnd"/>
     </w:p>
     <w:p>
       <w:pPr>
@@ -7624,7 +8699,29 @@
           <w:sz w:val="32"/>
           <w:szCs w:val="32"/>
         </w:rPr>
-        <w:t>flutter config --jdk-dir "&lt;new JDK&gt;"</w:t>
+        <w:t>flutter config --</w:t>
+      </w:r>
+      <w:proofErr w:type="spellStart"/>
+      <w:r>
+        <w:rPr>
+          <w:b/>
+          <w:bCs/>
+          <w:color w:val="60CAF3" w:themeColor="accent4" w:themeTint="99"/>
+          <w:sz w:val="32"/>
+          <w:szCs w:val="32"/>
+        </w:rPr>
+        <w:t>jdk-dir</w:t>
+      </w:r>
+      <w:proofErr w:type="spellEnd"/>
+      <w:r>
+        <w:rPr>
+          <w:b/>
+          <w:bCs/>
+          <w:color w:val="60CAF3" w:themeColor="accent4" w:themeTint="99"/>
+          <w:sz w:val="32"/>
+          <w:szCs w:val="32"/>
+        </w:rPr>
+        <w:t xml:space="preserve"> "&lt;new JDK&gt;"</w:t>
       </w:r>
     </w:p>
     <w:p>
@@ -8026,6 +9123,3195 @@
         </w:rPr>
         <w:t xml:space="preserve"># </w:t>
       </w:r>
+      <w:r>
+        <w:rPr>
+          <w:sz w:val="32"/>
+          <w:szCs w:val="32"/>
+        </w:rPr>
+        <w:t>Old configuration:</w:t>
+      </w:r>
+    </w:p>
+    <w:p>
+      <w:pPr>
+        <w:jc w:val="both"/>
+        <w:rPr>
+          <w:b/>
+          <w:bCs/>
+        </w:rPr>
+      </w:pPr>
+      <w:r>
+        <w:rPr>
+          <w:b/>
+          <w:bCs/>
+        </w:rPr>
+        <w:t>AGP 8.11.1</w:t>
+      </w:r>
+      <w:r>
+        <w:rPr>
+          <w:b/>
+          <w:bCs/>
+        </w:rPr>
+        <w:t xml:space="preserve">   +   </w:t>
+      </w:r>
+      <w:r>
+        <w:rPr>
+          <w:b/>
+          <w:bCs/>
+        </w:rPr>
+        <w:t>Kotlin Gradle Plugin 2.2.20</w:t>
+      </w:r>
+      <w:r>
+        <w:rPr>
+          <w:b/>
+          <w:bCs/>
+        </w:rPr>
+        <w:t xml:space="preserve">   +   </w:t>
+      </w:r>
+      <w:r>
+        <w:rPr>
+          <w:b/>
+          <w:bCs/>
+        </w:rPr>
+        <w:t>Flutter Gradle Plugin</w:t>
+      </w:r>
+    </w:p>
+    <w:p>
+      <w:pPr>
+        <w:jc w:val="both"/>
+        <w:rPr>
+          <w:sz w:val="32"/>
+          <w:szCs w:val="32"/>
+        </w:rPr>
+      </w:pPr>
+      <w:r>
+        <w:rPr>
+          <w:sz w:val="32"/>
+          <w:szCs w:val="32"/>
+        </w:rPr>
+        <w:t># Becomes:</w:t>
+      </w:r>
+    </w:p>
+    <w:p>
+      <w:pPr>
+        <w:jc w:val="both"/>
+        <w:rPr>
+          <w:b/>
+          <w:bCs/>
+        </w:rPr>
+      </w:pPr>
+      <w:r>
+        <w:rPr>
+          <w:b/>
+          <w:bCs/>
+        </w:rPr>
+        <w:t>AGP 9.x</w:t>
+      </w:r>
+      <w:r>
+        <w:rPr>
+          <w:b/>
+          <w:bCs/>
+        </w:rPr>
+        <w:t xml:space="preserve">   </w:t>
+      </w:r>
+      <w:r>
+        <w:rPr>
+          <w:b/>
+          <w:bCs/>
+        </w:rPr>
+        <w:t>+</w:t>
+      </w:r>
+      <w:r>
+        <w:rPr>
+          <w:b/>
+          <w:bCs/>
+        </w:rPr>
+        <w:t xml:space="preserve">   </w:t>
+      </w:r>
+      <w:r>
+        <w:rPr>
+          <w:b/>
+          <w:bCs/>
+        </w:rPr>
+        <w:t>built-in Kotlin</w:t>
+      </w:r>
+      <w:r>
+        <w:rPr>
+          <w:b/>
+          <w:bCs/>
+        </w:rPr>
+        <w:t xml:space="preserve">   </w:t>
+      </w:r>
+      <w:r>
+        <w:rPr>
+          <w:b/>
+          <w:bCs/>
+        </w:rPr>
+        <w:t>+</w:t>
+      </w:r>
+      <w:r>
+        <w:rPr>
+          <w:b/>
+          <w:bCs/>
+        </w:rPr>
+        <w:t xml:space="preserve">   </w:t>
+      </w:r>
+      <w:r>
+        <w:rPr>
+          <w:b/>
+          <w:bCs/>
+        </w:rPr>
+        <w:t>Flutter Gradle Plugin</w:t>
+      </w:r>
+    </w:p>
+    <w:p>
+      <w:pPr>
+        <w:jc w:val="both"/>
+        <w:rPr>
+          <w:sz w:val="32"/>
+          <w:szCs w:val="32"/>
+        </w:rPr>
+      </w:pPr>
+      <w:r>
+        <w:rPr>
+          <w:sz w:val="32"/>
+          <w:szCs w:val="32"/>
+        </w:rPr>
+        <w:t xml:space="preserve"># After </w:t>
+      </w:r>
+      <w:r>
+        <w:rPr>
+          <w:b/>
+          <w:bCs/>
+          <w:sz w:val="32"/>
+          <w:szCs w:val="32"/>
+        </w:rPr>
+        <w:t>Flutter 3.47+</w:t>
+      </w:r>
+      <w:r>
+        <w:rPr>
+          <w:sz w:val="32"/>
+          <w:szCs w:val="32"/>
+        </w:rPr>
+        <w:t xml:space="preserve">, newly created/existing projects using </w:t>
+      </w:r>
+      <w:r>
+        <w:rPr>
+          <w:b/>
+          <w:bCs/>
+          <w:sz w:val="32"/>
+          <w:szCs w:val="32"/>
+        </w:rPr>
+        <w:t xml:space="preserve">3.47+ </w:t>
+      </w:r>
+      <w:r>
+        <w:rPr>
+          <w:sz w:val="32"/>
+          <w:szCs w:val="32"/>
+        </w:rPr>
+        <w:t>version are all auto migrated to</w:t>
+      </w:r>
+      <w:r>
+        <w:rPr>
+          <w:b/>
+          <w:bCs/>
+          <w:sz w:val="32"/>
+          <w:szCs w:val="32"/>
+        </w:rPr>
+        <w:t xml:space="preserve"> AGP</w:t>
+      </w:r>
+      <w:r>
+        <w:rPr>
+          <w:b/>
+          <w:bCs/>
+          <w:sz w:val="32"/>
+          <w:szCs w:val="32"/>
+        </w:rPr>
+        <w:t>-</w:t>
+      </w:r>
+      <w:r>
+        <w:rPr>
+          <w:b/>
+          <w:bCs/>
+          <w:sz w:val="32"/>
+          <w:szCs w:val="32"/>
+        </w:rPr>
+        <w:t>9</w:t>
+      </w:r>
+      <w:r>
+        <w:rPr>
+          <w:sz w:val="32"/>
+          <w:szCs w:val="32"/>
+        </w:rPr>
+        <w:t xml:space="preserve"> </w:t>
+      </w:r>
+      <w:r>
+        <w:rPr>
+          <w:sz w:val="32"/>
+          <w:szCs w:val="32"/>
+        </w:rPr>
+        <w:t>(NO configuration needed)</w:t>
+      </w:r>
+      <w:r>
+        <w:rPr>
+          <w:sz w:val="32"/>
+          <w:szCs w:val="32"/>
+        </w:rPr>
+        <w:t>. Go to Step-5 below for checking a project migrated or not</w:t>
+      </w:r>
+    </w:p>
+    <w:p>
+      <w:pPr>
+        <w:jc w:val="both"/>
+        <w:rPr>
+          <w:sz w:val="32"/>
+          <w:szCs w:val="32"/>
+        </w:rPr>
+      </w:pPr>
+      <w:r>
+        <w:rPr>
+          <w:b/>
+          <w:bCs/>
+          <w:sz w:val="32"/>
+          <w:szCs w:val="32"/>
+        </w:rPr>
+        <w:t>NOTE:</w:t>
+      </w:r>
+      <w:r>
+        <w:rPr>
+          <w:sz w:val="32"/>
+          <w:szCs w:val="32"/>
+        </w:rPr>
+        <w:t xml:space="preserve"> SEE </w:t>
+      </w:r>
+      <w:r>
+        <w:rPr>
+          <w:sz w:val="32"/>
+          <w:szCs w:val="32"/>
+        </w:rPr>
+        <w:t>f5 flutter internals and native build doc</w:t>
+      </w:r>
+    </w:p>
+    <w:p>
+      <w:pPr>
+        <w:jc w:val="both"/>
+        <w:rPr>
+          <w:sz w:val="32"/>
+          <w:szCs w:val="32"/>
+        </w:rPr>
+      </w:pPr>
+    </w:p>
+    <w:p>
+      <w:pPr>
+        <w:jc w:val="both"/>
+        <w:rPr>
+          <w:sz w:val="32"/>
+          <w:szCs w:val="32"/>
+        </w:rPr>
+      </w:pPr>
+    </w:p>
+    <w:p>
+      <w:pPr>
+        <w:jc w:val="both"/>
+        <w:rPr>
+          <w:sz w:val="32"/>
+          <w:szCs w:val="32"/>
+        </w:rPr>
+      </w:pPr>
+      <w:r>
+        <w:rPr>
+          <w:sz w:val="32"/>
+          <w:szCs w:val="32"/>
+        </w:rPr>
+        <w:t>Step-1, Upgrade AGP:</w:t>
+      </w:r>
+    </w:p>
+    <w:p>
+      <w:pPr>
+        <w:jc w:val="both"/>
+        <w:rPr>
+          <w:sz w:val="32"/>
+          <w:szCs w:val="32"/>
+        </w:rPr>
+      </w:pPr>
+      <w:r>
+        <w:rPr>
+          <w:sz w:val="32"/>
+          <w:szCs w:val="32"/>
+        </w:rPr>
+        <w:t xml:space="preserve"># As of today, the latest stable </w:t>
+      </w:r>
+      <w:r>
+        <w:rPr>
+          <w:b/>
+          <w:bCs/>
+          <w:sz w:val="32"/>
+          <w:szCs w:val="32"/>
+        </w:rPr>
+        <w:t>AGP</w:t>
+      </w:r>
+      <w:r>
+        <w:rPr>
+          <w:sz w:val="32"/>
+          <w:szCs w:val="32"/>
+        </w:rPr>
+        <w:t xml:space="preserve"> is </w:t>
+      </w:r>
+      <w:r>
+        <w:rPr>
+          <w:b/>
+          <w:bCs/>
+          <w:sz w:val="32"/>
+          <w:szCs w:val="32"/>
+        </w:rPr>
+        <w:t>9.4.0</w:t>
+      </w:r>
+      <w:r>
+        <w:rPr>
+          <w:sz w:val="32"/>
+          <w:szCs w:val="32"/>
+        </w:rPr>
+        <w:t xml:space="preserve"> and its required </w:t>
+      </w:r>
+      <w:r>
+        <w:rPr>
+          <w:b/>
+          <w:bCs/>
+          <w:sz w:val="32"/>
+          <w:szCs w:val="32"/>
+        </w:rPr>
+        <w:t>Gradle</w:t>
+      </w:r>
+      <w:r>
+        <w:rPr>
+          <w:sz w:val="32"/>
+          <w:szCs w:val="32"/>
+        </w:rPr>
+        <w:t xml:space="preserve"> version is</w:t>
+      </w:r>
+      <w:r>
+        <w:rPr>
+          <w:sz w:val="32"/>
+          <w:szCs w:val="32"/>
+        </w:rPr>
+        <w:t xml:space="preserve"> </w:t>
+      </w:r>
+      <w:r>
+        <w:rPr>
+          <w:b/>
+          <w:bCs/>
+          <w:sz w:val="32"/>
+          <w:szCs w:val="32"/>
+        </w:rPr>
+        <w:t>9.6.0</w:t>
+      </w:r>
+      <w:r>
+        <w:rPr>
+          <w:sz w:val="32"/>
+          <w:szCs w:val="32"/>
+        </w:rPr>
+        <w:t xml:space="preserve"> (check both in future) with JDK 17 (or higher)</w:t>
+      </w:r>
+    </w:p>
+    <w:p>
+      <w:pPr>
+        <w:jc w:val="both"/>
+        <w:rPr>
+          <w:sz w:val="32"/>
+          <w:szCs w:val="32"/>
+        </w:rPr>
+      </w:pPr>
+      <w:r>
+        <w:rPr>
+          <w:sz w:val="32"/>
+          <w:szCs w:val="32"/>
+        </w:rPr>
+        <w:t xml:space="preserve"># In </w:t>
+      </w:r>
+      <w:proofErr w:type="spellStart"/>
+      <w:r>
+        <w:rPr>
+          <w:b/>
+          <w:bCs/>
+          <w:sz w:val="32"/>
+          <w:szCs w:val="32"/>
+        </w:rPr>
+        <w:t>project_root</w:t>
+      </w:r>
+      <w:proofErr w:type="spellEnd"/>
+      <w:r>
+        <w:rPr>
+          <w:b/>
+          <w:bCs/>
+          <w:sz w:val="32"/>
+          <w:szCs w:val="32"/>
+        </w:rPr>
+        <w:t>/android/</w:t>
+      </w:r>
+      <w:proofErr w:type="spellStart"/>
+      <w:r>
+        <w:rPr>
+          <w:b/>
+          <w:bCs/>
+          <w:sz w:val="32"/>
+          <w:szCs w:val="32"/>
+        </w:rPr>
+        <w:t>settings.gradle.kts</w:t>
+      </w:r>
+      <w:proofErr w:type="spellEnd"/>
+      <w:r>
+        <w:rPr>
+          <w:sz w:val="32"/>
+          <w:szCs w:val="32"/>
+        </w:rPr>
+        <w:t xml:space="preserve"> file bump up</w:t>
+      </w:r>
+      <w:r>
+        <w:rPr>
+          <w:sz w:val="32"/>
+          <w:szCs w:val="32"/>
+        </w:rPr>
+        <w:t xml:space="preserve"> android plugin</w:t>
+      </w:r>
+      <w:r>
+        <w:rPr>
+          <w:sz w:val="32"/>
+          <w:szCs w:val="32"/>
+        </w:rPr>
+        <w:t xml:space="preserve"> </w:t>
+      </w:r>
+      <w:r>
+        <w:rPr>
+          <w:b/>
+          <w:bCs/>
+          <w:sz w:val="32"/>
+          <w:szCs w:val="32"/>
+        </w:rPr>
+        <w:t>id("</w:t>
+      </w:r>
+      <w:proofErr w:type="spellStart"/>
+      <w:proofErr w:type="gramStart"/>
+      <w:r>
+        <w:rPr>
+          <w:b/>
+          <w:bCs/>
+          <w:sz w:val="32"/>
+          <w:szCs w:val="32"/>
+        </w:rPr>
+        <w:t>com.android</w:t>
+      </w:r>
+      <w:proofErr w:type="gramEnd"/>
+      <w:r>
+        <w:rPr>
+          <w:b/>
+          <w:bCs/>
+          <w:sz w:val="32"/>
+          <w:szCs w:val="32"/>
+        </w:rPr>
+        <w:t>.application</w:t>
+      </w:r>
+      <w:proofErr w:type="spellEnd"/>
+      <w:r>
+        <w:rPr>
+          <w:b/>
+          <w:bCs/>
+          <w:sz w:val="32"/>
+          <w:szCs w:val="32"/>
+        </w:rPr>
+        <w:t>")</w:t>
+      </w:r>
+      <w:r>
+        <w:rPr>
+          <w:sz w:val="32"/>
+          <w:szCs w:val="32"/>
+        </w:rPr>
+        <w:t xml:space="preserve"> from </w:t>
+      </w:r>
+      <w:r>
+        <w:rPr>
+          <w:b/>
+          <w:bCs/>
+          <w:sz w:val="32"/>
+          <w:szCs w:val="32"/>
+        </w:rPr>
+        <w:t>"8.11.1"</w:t>
+      </w:r>
+      <w:r>
+        <w:rPr>
+          <w:sz w:val="32"/>
+          <w:szCs w:val="32"/>
+        </w:rPr>
+        <w:t xml:space="preserve"> to </w:t>
+      </w:r>
+      <w:r>
+        <w:rPr>
+          <w:b/>
+          <w:bCs/>
+          <w:sz w:val="32"/>
+          <w:szCs w:val="32"/>
+        </w:rPr>
+        <w:t xml:space="preserve">"9.4.0" </w:t>
+      </w:r>
+    </w:p>
+    <w:p>
+      <w:pPr>
+        <w:jc w:val="both"/>
+        <w:rPr>
+          <w:sz w:val="32"/>
+          <w:szCs w:val="32"/>
+        </w:rPr>
+      </w:pPr>
+      <w:r>
+        <w:rPr>
+          <w:sz w:val="32"/>
+          <w:szCs w:val="32"/>
+        </w:rPr>
+        <w:t># And</w:t>
+      </w:r>
+      <w:r>
+        <w:rPr>
+          <w:sz w:val="32"/>
+          <w:szCs w:val="32"/>
+        </w:rPr>
+        <w:t xml:space="preserve"> remove Kotlin plugin declaration </w:t>
+      </w:r>
+      <w:r>
+        <w:rPr>
+          <w:b/>
+          <w:bCs/>
+          <w:sz w:val="32"/>
+          <w:szCs w:val="32"/>
+        </w:rPr>
+        <w:t>id("</w:t>
+      </w:r>
+      <w:proofErr w:type="spellStart"/>
+      <w:proofErr w:type="gramStart"/>
+      <w:r>
+        <w:rPr>
+          <w:b/>
+          <w:bCs/>
+          <w:sz w:val="32"/>
+          <w:szCs w:val="32"/>
+        </w:rPr>
+        <w:t>org.jetbrains</w:t>
+      </w:r>
+      <w:proofErr w:type="gramEnd"/>
+      <w:r>
+        <w:rPr>
+          <w:b/>
+          <w:bCs/>
+          <w:sz w:val="32"/>
+          <w:szCs w:val="32"/>
+        </w:rPr>
+        <w:t>.kotlin.android</w:t>
+      </w:r>
+      <w:proofErr w:type="spellEnd"/>
+      <w:r>
+        <w:rPr>
+          <w:b/>
+          <w:bCs/>
+          <w:sz w:val="32"/>
+          <w:szCs w:val="32"/>
+        </w:rPr>
+        <w:t>")</w:t>
+      </w:r>
+      <w:r>
+        <w:rPr>
+          <w:sz w:val="32"/>
+          <w:szCs w:val="32"/>
+        </w:rPr>
+        <w:t xml:space="preserve">. So, </w:t>
+      </w:r>
+      <w:proofErr w:type="spellStart"/>
+      <w:r>
+        <w:rPr>
+          <w:b/>
+          <w:bCs/>
+          <w:sz w:val="32"/>
+          <w:szCs w:val="32"/>
+        </w:rPr>
+        <w:t>settings.gradle.kts</w:t>
+      </w:r>
+      <w:proofErr w:type="spellEnd"/>
+      <w:r>
+        <w:rPr>
+          <w:sz w:val="32"/>
+          <w:szCs w:val="32"/>
+        </w:rPr>
+        <w:t xml:space="preserve"> file becomes this (only two imports instead of three):</w:t>
+      </w:r>
+    </w:p>
+    <w:p>
+      <w:pPr>
+        <w:jc w:val="both"/>
+        <w:rPr>
+          <w:b/>
+          <w:bCs/>
+          <w:color w:val="D86DCB" w:themeColor="accent5" w:themeTint="99"/>
+          <w:sz w:val="32"/>
+          <w:szCs w:val="32"/>
+        </w:rPr>
+      </w:pPr>
+      <w:r>
+        <w:rPr>
+          <w:b/>
+          <w:bCs/>
+          <w:color w:val="D86DCB" w:themeColor="accent5" w:themeTint="99"/>
+          <w:sz w:val="32"/>
+          <w:szCs w:val="32"/>
+        </w:rPr>
+        <w:t>…</w:t>
+      </w:r>
+    </w:p>
+    <w:p>
+      <w:pPr>
+        <w:jc w:val="both"/>
+        <w:rPr>
+          <w:b/>
+          <w:bCs/>
+          <w:color w:val="D86DCB" w:themeColor="accent5" w:themeTint="99"/>
+          <w:sz w:val="32"/>
+          <w:szCs w:val="32"/>
+        </w:rPr>
+      </w:pPr>
+      <w:r>
+        <w:rPr>
+          <w:b/>
+          <w:bCs/>
+          <w:color w:val="D86DCB" w:themeColor="accent5" w:themeTint="99"/>
+          <w:sz w:val="32"/>
+          <w:szCs w:val="32"/>
+        </w:rPr>
+        <w:t>plugins {</w:t>
+      </w:r>
+    </w:p>
+    <w:p>
+      <w:pPr>
+        <w:jc w:val="both"/>
+        <w:rPr>
+          <w:b/>
+          <w:bCs/>
+          <w:color w:val="D86DCB" w:themeColor="accent5" w:themeTint="99"/>
+          <w:sz w:val="32"/>
+          <w:szCs w:val="32"/>
+        </w:rPr>
+      </w:pPr>
+      <w:r>
+        <w:rPr>
+          <w:b/>
+          <w:bCs/>
+          <w:color w:val="D86DCB" w:themeColor="accent5" w:themeTint="99"/>
+          <w:sz w:val="32"/>
+          <w:szCs w:val="32"/>
+        </w:rPr>
+        <w:lastRenderedPageBreak/>
+        <w:t xml:space="preserve">    id("</w:t>
+      </w:r>
+      <w:proofErr w:type="spellStart"/>
+      <w:proofErr w:type="gramStart"/>
+      <w:r>
+        <w:rPr>
+          <w:b/>
+          <w:bCs/>
+          <w:color w:val="D86DCB" w:themeColor="accent5" w:themeTint="99"/>
+          <w:sz w:val="32"/>
+          <w:szCs w:val="32"/>
+        </w:rPr>
+        <w:t>dev.flutter</w:t>
+      </w:r>
+      <w:proofErr w:type="gramEnd"/>
+      <w:r>
+        <w:rPr>
+          <w:b/>
+          <w:bCs/>
+          <w:color w:val="D86DCB" w:themeColor="accent5" w:themeTint="99"/>
+          <w:sz w:val="32"/>
+          <w:szCs w:val="32"/>
+        </w:rPr>
+        <w:t>.flutter</w:t>
+      </w:r>
+      <w:proofErr w:type="spellEnd"/>
+      <w:r>
+        <w:rPr>
+          <w:b/>
+          <w:bCs/>
+          <w:color w:val="D86DCB" w:themeColor="accent5" w:themeTint="99"/>
+          <w:sz w:val="32"/>
+          <w:szCs w:val="32"/>
+        </w:rPr>
+        <w:t>-</w:t>
+      </w:r>
+      <w:proofErr w:type="spellStart"/>
+      <w:r>
+        <w:rPr>
+          <w:b/>
+          <w:bCs/>
+          <w:color w:val="D86DCB" w:themeColor="accent5" w:themeTint="99"/>
+          <w:sz w:val="32"/>
+          <w:szCs w:val="32"/>
+        </w:rPr>
+        <w:t>gradle</w:t>
+      </w:r>
+      <w:proofErr w:type="spellEnd"/>
+      <w:r>
+        <w:rPr>
+          <w:b/>
+          <w:bCs/>
+          <w:color w:val="D86DCB" w:themeColor="accent5" w:themeTint="99"/>
+          <w:sz w:val="32"/>
+          <w:szCs w:val="32"/>
+        </w:rPr>
+        <w:t>-plugin") version "1.0.0"</w:t>
+      </w:r>
+    </w:p>
+    <w:p>
+      <w:pPr>
+        <w:jc w:val="both"/>
+        <w:rPr>
+          <w:b/>
+          <w:bCs/>
+          <w:color w:val="D86DCB" w:themeColor="accent5" w:themeTint="99"/>
+          <w:sz w:val="32"/>
+          <w:szCs w:val="32"/>
+        </w:rPr>
+      </w:pPr>
+      <w:r>
+        <w:rPr>
+          <w:b/>
+          <w:bCs/>
+          <w:color w:val="D86DCB" w:themeColor="accent5" w:themeTint="99"/>
+          <w:sz w:val="32"/>
+          <w:szCs w:val="32"/>
+        </w:rPr>
+        <w:t xml:space="preserve">    id("</w:t>
+      </w:r>
+      <w:proofErr w:type="spellStart"/>
+      <w:proofErr w:type="gramStart"/>
+      <w:r>
+        <w:rPr>
+          <w:b/>
+          <w:bCs/>
+          <w:color w:val="D86DCB" w:themeColor="accent5" w:themeTint="99"/>
+          <w:sz w:val="32"/>
+          <w:szCs w:val="32"/>
+        </w:rPr>
+        <w:t>com.android</w:t>
+      </w:r>
+      <w:proofErr w:type="gramEnd"/>
+      <w:r>
+        <w:rPr>
+          <w:b/>
+          <w:bCs/>
+          <w:color w:val="D86DCB" w:themeColor="accent5" w:themeTint="99"/>
+          <w:sz w:val="32"/>
+          <w:szCs w:val="32"/>
+        </w:rPr>
+        <w:t>.application</w:t>
+      </w:r>
+      <w:proofErr w:type="spellEnd"/>
+      <w:r>
+        <w:rPr>
+          <w:b/>
+          <w:bCs/>
+          <w:color w:val="D86DCB" w:themeColor="accent5" w:themeTint="99"/>
+          <w:sz w:val="32"/>
+          <w:szCs w:val="32"/>
+        </w:rPr>
+        <w:t>")</w:t>
+      </w:r>
+      <w:r>
+        <w:rPr>
+          <w:b/>
+          <w:bCs/>
+          <w:color w:val="D86DCB" w:themeColor="accent5" w:themeTint="99"/>
+        </w:rPr>
+        <w:t xml:space="preserve"> </w:t>
+      </w:r>
+      <w:r>
+        <w:rPr>
+          <w:b/>
+          <w:bCs/>
+          <w:color w:val="D86DCB" w:themeColor="accent5" w:themeTint="99"/>
+          <w:sz w:val="32"/>
+          <w:szCs w:val="32"/>
+        </w:rPr>
+        <w:t>version "9.4.0" apply false</w:t>
+      </w:r>
+    </w:p>
+    <w:p>
+      <w:pPr>
+        <w:jc w:val="both"/>
+        <w:rPr>
+          <w:b/>
+          <w:bCs/>
+          <w:color w:val="D86DCB" w:themeColor="accent5" w:themeTint="99"/>
+          <w:sz w:val="32"/>
+          <w:szCs w:val="32"/>
+        </w:rPr>
+      </w:pPr>
+      <w:r>
+        <w:rPr>
+          <w:b/>
+          <w:bCs/>
+          <w:color w:val="D86DCB" w:themeColor="accent5" w:themeTint="99"/>
+          <w:sz w:val="32"/>
+          <w:szCs w:val="32"/>
+        </w:rPr>
+        <w:t>}</w:t>
+      </w:r>
+    </w:p>
+    <w:p>
+      <w:pPr>
+        <w:jc w:val="both"/>
+        <w:rPr>
+          <w:sz w:val="32"/>
+          <w:szCs w:val="32"/>
+        </w:rPr>
+      </w:pPr>
+    </w:p>
+    <w:p>
+      <w:pPr>
+        <w:jc w:val="both"/>
+        <w:rPr>
+          <w:sz w:val="32"/>
+          <w:szCs w:val="32"/>
+        </w:rPr>
+      </w:pPr>
+    </w:p>
+    <w:p>
+      <w:pPr>
+        <w:jc w:val="both"/>
+        <w:rPr>
+          <w:sz w:val="32"/>
+          <w:szCs w:val="32"/>
+        </w:rPr>
+      </w:pPr>
+      <w:r>
+        <w:rPr>
+          <w:sz w:val="32"/>
+          <w:szCs w:val="32"/>
+        </w:rPr>
+        <w:t>Step-2, Remove Kotlin-android from app/</w:t>
+      </w:r>
+      <w:proofErr w:type="spellStart"/>
+      <w:r>
+        <w:rPr>
+          <w:sz w:val="32"/>
+          <w:szCs w:val="32"/>
+        </w:rPr>
+        <w:t>build.gradle.kts</w:t>
+      </w:r>
+      <w:proofErr w:type="spellEnd"/>
+      <w:r>
+        <w:rPr>
+          <w:sz w:val="32"/>
+          <w:szCs w:val="32"/>
+        </w:rPr>
+        <w:t>:</w:t>
+      </w:r>
+    </w:p>
+    <w:p>
+      <w:pPr>
+        <w:jc w:val="both"/>
+        <w:rPr>
+          <w:sz w:val="32"/>
+          <w:szCs w:val="32"/>
+        </w:rPr>
+      </w:pPr>
+      <w:r>
+        <w:rPr>
+          <w:sz w:val="32"/>
+          <w:szCs w:val="32"/>
+        </w:rPr>
+        <w:t xml:space="preserve"># In </w:t>
+      </w:r>
+      <w:proofErr w:type="spellStart"/>
+      <w:r>
+        <w:rPr>
+          <w:b/>
+          <w:bCs/>
+          <w:sz w:val="32"/>
+          <w:szCs w:val="32"/>
+        </w:rPr>
+        <w:t>project_root</w:t>
+      </w:r>
+      <w:proofErr w:type="spellEnd"/>
+      <w:r>
+        <w:rPr>
+          <w:b/>
+          <w:bCs/>
+          <w:sz w:val="32"/>
+          <w:szCs w:val="32"/>
+        </w:rPr>
+        <w:t>/android/app/</w:t>
+      </w:r>
+      <w:proofErr w:type="spellStart"/>
+      <w:r>
+        <w:rPr>
+          <w:b/>
+          <w:bCs/>
+          <w:sz w:val="32"/>
+          <w:szCs w:val="32"/>
+        </w:rPr>
+        <w:t>build.gradle.kts</w:t>
+      </w:r>
+      <w:proofErr w:type="spellEnd"/>
+      <w:r>
+        <w:rPr>
+          <w:sz w:val="32"/>
+          <w:szCs w:val="32"/>
+        </w:rPr>
+        <w:t xml:space="preserve"> file remove </w:t>
+      </w:r>
+      <w:r>
+        <w:rPr>
+          <w:b/>
+          <w:bCs/>
+          <w:sz w:val="32"/>
+          <w:szCs w:val="32"/>
+        </w:rPr>
+        <w:t>id("</w:t>
+      </w:r>
+      <w:proofErr w:type="spellStart"/>
+      <w:r>
+        <w:rPr>
+          <w:b/>
+          <w:bCs/>
+          <w:sz w:val="32"/>
+          <w:szCs w:val="32"/>
+        </w:rPr>
+        <w:t>kotlin</w:t>
+      </w:r>
+      <w:proofErr w:type="spellEnd"/>
+      <w:r>
+        <w:rPr>
+          <w:b/>
+          <w:bCs/>
+          <w:sz w:val="32"/>
+          <w:szCs w:val="32"/>
+        </w:rPr>
+        <w:t>-android")</w:t>
+      </w:r>
+      <w:r>
+        <w:rPr>
+          <w:sz w:val="32"/>
+          <w:szCs w:val="32"/>
+        </w:rPr>
+        <w:t xml:space="preserve"> import (already built in the </w:t>
+      </w:r>
+      <w:r>
+        <w:rPr>
+          <w:b/>
+          <w:bCs/>
+          <w:sz w:val="32"/>
+          <w:szCs w:val="32"/>
+        </w:rPr>
+        <w:t>AGP-9+</w:t>
+      </w:r>
+      <w:r>
+        <w:rPr>
+          <w:sz w:val="32"/>
+          <w:szCs w:val="32"/>
+        </w:rPr>
+        <w:t>). So, it becomes:</w:t>
+      </w:r>
+    </w:p>
+    <w:p>
+      <w:pPr>
+        <w:jc w:val="both"/>
+        <w:rPr>
+          <w:b/>
+          <w:bCs/>
+          <w:color w:val="D86DCB" w:themeColor="accent5" w:themeTint="99"/>
+          <w:sz w:val="32"/>
+          <w:szCs w:val="32"/>
+        </w:rPr>
+      </w:pPr>
+      <w:r>
+        <w:rPr>
+          <w:b/>
+          <w:bCs/>
+          <w:color w:val="D86DCB" w:themeColor="accent5" w:themeTint="99"/>
+          <w:sz w:val="32"/>
+          <w:szCs w:val="32"/>
+        </w:rPr>
+        <w:t>plugins {</w:t>
+      </w:r>
+    </w:p>
+    <w:p>
+      <w:pPr>
+        <w:jc w:val="both"/>
+        <w:rPr>
+          <w:b/>
+          <w:bCs/>
+          <w:color w:val="D86DCB" w:themeColor="accent5" w:themeTint="99"/>
+          <w:sz w:val="32"/>
+          <w:szCs w:val="32"/>
+        </w:rPr>
+      </w:pPr>
+      <w:r>
+        <w:rPr>
+          <w:b/>
+          <w:bCs/>
+          <w:color w:val="D86DCB" w:themeColor="accent5" w:themeTint="99"/>
+          <w:sz w:val="32"/>
+          <w:szCs w:val="32"/>
+        </w:rPr>
+        <w:t xml:space="preserve">    id("</w:t>
+      </w:r>
+      <w:proofErr w:type="spellStart"/>
+      <w:proofErr w:type="gramStart"/>
+      <w:r>
+        <w:rPr>
+          <w:b/>
+          <w:bCs/>
+          <w:color w:val="D86DCB" w:themeColor="accent5" w:themeTint="99"/>
+          <w:sz w:val="32"/>
+          <w:szCs w:val="32"/>
+        </w:rPr>
+        <w:t>com.android</w:t>
+      </w:r>
+      <w:proofErr w:type="gramEnd"/>
+      <w:r>
+        <w:rPr>
+          <w:b/>
+          <w:bCs/>
+          <w:color w:val="D86DCB" w:themeColor="accent5" w:themeTint="99"/>
+          <w:sz w:val="32"/>
+          <w:szCs w:val="32"/>
+        </w:rPr>
+        <w:t>.application</w:t>
+      </w:r>
+      <w:proofErr w:type="spellEnd"/>
+      <w:r>
+        <w:rPr>
+          <w:b/>
+          <w:bCs/>
+          <w:color w:val="D86DCB" w:themeColor="accent5" w:themeTint="99"/>
+          <w:sz w:val="32"/>
+          <w:szCs w:val="32"/>
+        </w:rPr>
+        <w:t>")</w:t>
+      </w:r>
+    </w:p>
+    <w:p>
+      <w:pPr>
+        <w:jc w:val="both"/>
+        <w:rPr>
+          <w:b/>
+          <w:bCs/>
+          <w:color w:val="D86DCB" w:themeColor="accent5" w:themeTint="99"/>
+          <w:sz w:val="32"/>
+          <w:szCs w:val="32"/>
+        </w:rPr>
+      </w:pPr>
+      <w:r>
+        <w:rPr>
+          <w:b/>
+          <w:bCs/>
+          <w:color w:val="D86DCB" w:themeColor="accent5" w:themeTint="99"/>
+          <w:sz w:val="32"/>
+          <w:szCs w:val="32"/>
+        </w:rPr>
+        <w:t xml:space="preserve">    id("</w:t>
+      </w:r>
+      <w:proofErr w:type="spellStart"/>
+      <w:proofErr w:type="gramStart"/>
+      <w:r>
+        <w:rPr>
+          <w:b/>
+          <w:bCs/>
+          <w:color w:val="D86DCB" w:themeColor="accent5" w:themeTint="99"/>
+          <w:sz w:val="32"/>
+          <w:szCs w:val="32"/>
+        </w:rPr>
+        <w:t>dev.flutter</w:t>
+      </w:r>
+      <w:proofErr w:type="gramEnd"/>
+      <w:r>
+        <w:rPr>
+          <w:b/>
+          <w:bCs/>
+          <w:color w:val="D86DCB" w:themeColor="accent5" w:themeTint="99"/>
+          <w:sz w:val="32"/>
+          <w:szCs w:val="32"/>
+        </w:rPr>
+        <w:t>.flutter</w:t>
+      </w:r>
+      <w:proofErr w:type="spellEnd"/>
+      <w:r>
+        <w:rPr>
+          <w:b/>
+          <w:bCs/>
+          <w:color w:val="D86DCB" w:themeColor="accent5" w:themeTint="99"/>
+          <w:sz w:val="32"/>
+          <w:szCs w:val="32"/>
+        </w:rPr>
+        <w:t>-</w:t>
+      </w:r>
+      <w:proofErr w:type="spellStart"/>
+      <w:r>
+        <w:rPr>
+          <w:b/>
+          <w:bCs/>
+          <w:color w:val="D86DCB" w:themeColor="accent5" w:themeTint="99"/>
+          <w:sz w:val="32"/>
+          <w:szCs w:val="32"/>
+        </w:rPr>
+        <w:t>gradle</w:t>
+      </w:r>
+      <w:proofErr w:type="spellEnd"/>
+      <w:r>
+        <w:rPr>
+          <w:b/>
+          <w:bCs/>
+          <w:color w:val="D86DCB" w:themeColor="accent5" w:themeTint="99"/>
+          <w:sz w:val="32"/>
+          <w:szCs w:val="32"/>
+        </w:rPr>
+        <w:t>-plugin")</w:t>
+      </w:r>
+    </w:p>
+    <w:p>
+      <w:pPr>
+        <w:jc w:val="both"/>
+        <w:rPr>
+          <w:b/>
+          <w:bCs/>
+          <w:color w:val="D86DCB" w:themeColor="accent5" w:themeTint="99"/>
+          <w:sz w:val="32"/>
+          <w:szCs w:val="32"/>
+        </w:rPr>
+      </w:pPr>
+      <w:r>
+        <w:rPr>
+          <w:b/>
+          <w:bCs/>
+          <w:color w:val="D86DCB" w:themeColor="accent5" w:themeTint="99"/>
+          <w:sz w:val="32"/>
+          <w:szCs w:val="32"/>
+        </w:rPr>
+        <w:t>}</w:t>
+      </w:r>
+    </w:p>
+    <w:p>
+      <w:pPr>
+        <w:jc w:val="both"/>
+        <w:rPr>
+          <w:b/>
+          <w:bCs/>
+          <w:color w:val="D86DCB" w:themeColor="accent5" w:themeTint="99"/>
+          <w:sz w:val="32"/>
+          <w:szCs w:val="32"/>
+        </w:rPr>
+      </w:pPr>
+      <w:r>
+        <w:rPr>
+          <w:b/>
+          <w:bCs/>
+          <w:color w:val="D86DCB" w:themeColor="accent5" w:themeTint="99"/>
+          <w:sz w:val="32"/>
+          <w:szCs w:val="32"/>
+        </w:rPr>
+        <w:t>…</w:t>
+      </w:r>
+    </w:p>
+    <w:p>
+      <w:pPr>
+        <w:jc w:val="both"/>
+        <w:rPr>
+          <w:sz w:val="32"/>
+          <w:szCs w:val="32"/>
+        </w:rPr>
+      </w:pPr>
+    </w:p>
+    <w:p>
+      <w:pPr>
+        <w:jc w:val="both"/>
+        <w:rPr>
+          <w:sz w:val="32"/>
+          <w:szCs w:val="32"/>
+        </w:rPr>
+      </w:pPr>
+    </w:p>
+    <w:p>
+      <w:pPr>
+        <w:jc w:val="both"/>
+        <w:rPr>
+          <w:sz w:val="32"/>
+          <w:szCs w:val="32"/>
+        </w:rPr>
+      </w:pPr>
+      <w:r>
+        <w:rPr>
+          <w:sz w:val="32"/>
+          <w:szCs w:val="32"/>
+        </w:rPr>
+        <w:t xml:space="preserve">Step-3, Remove </w:t>
+      </w:r>
+      <w:proofErr w:type="spellStart"/>
+      <w:r>
+        <w:rPr>
+          <w:sz w:val="32"/>
+          <w:szCs w:val="32"/>
+        </w:rPr>
+        <w:t>kotlinOptions</w:t>
+      </w:r>
+      <w:proofErr w:type="spellEnd"/>
+      <w:r>
+        <w:rPr>
+          <w:sz w:val="32"/>
+          <w:szCs w:val="32"/>
+        </w:rPr>
+        <w:t>:</w:t>
+      </w:r>
+    </w:p>
+    <w:p>
+      <w:pPr>
+        <w:jc w:val="both"/>
+        <w:rPr>
+          <w:sz w:val="32"/>
+          <w:szCs w:val="32"/>
+        </w:rPr>
+      </w:pPr>
+      <w:r>
+        <w:rPr>
+          <w:sz w:val="32"/>
+          <w:szCs w:val="32"/>
+        </w:rPr>
+        <w:t xml:space="preserve"># In </w:t>
+      </w:r>
+      <w:r>
+        <w:rPr>
+          <w:b/>
+          <w:bCs/>
+          <w:sz w:val="32"/>
+          <w:szCs w:val="32"/>
+        </w:rPr>
+        <w:t>app/</w:t>
+      </w:r>
+      <w:proofErr w:type="spellStart"/>
+      <w:r>
+        <w:rPr>
+          <w:b/>
+          <w:bCs/>
+          <w:sz w:val="32"/>
+          <w:szCs w:val="32"/>
+        </w:rPr>
+        <w:t>build.gradle.kts</w:t>
+      </w:r>
+      <w:proofErr w:type="spellEnd"/>
+      <w:r>
+        <w:rPr>
+          <w:sz w:val="32"/>
+          <w:szCs w:val="32"/>
+        </w:rPr>
+        <w:t xml:space="preserve"> file, remove this (old </w:t>
+      </w:r>
+      <w:r>
+        <w:rPr>
+          <w:b/>
+          <w:bCs/>
+          <w:sz w:val="32"/>
+          <w:szCs w:val="32"/>
+        </w:rPr>
+        <w:t>Kotlin</w:t>
+      </w:r>
+      <w:r>
+        <w:rPr>
+          <w:sz w:val="32"/>
+          <w:szCs w:val="32"/>
+        </w:rPr>
+        <w:t xml:space="preserve"> configuration):</w:t>
+      </w:r>
+    </w:p>
+    <w:p>
+      <w:pPr>
+        <w:jc w:val="both"/>
+        <w:rPr>
+          <w:b/>
+          <w:bCs/>
+          <w:color w:val="D86DCB" w:themeColor="accent5" w:themeTint="99"/>
+          <w:sz w:val="32"/>
+          <w:szCs w:val="32"/>
+        </w:rPr>
+      </w:pPr>
+      <w:proofErr w:type="spellStart"/>
+      <w:r>
+        <w:rPr>
+          <w:b/>
+          <w:bCs/>
+          <w:color w:val="D86DCB" w:themeColor="accent5" w:themeTint="99"/>
+          <w:sz w:val="32"/>
+          <w:szCs w:val="32"/>
+        </w:rPr>
+        <w:t>kotlinOptions</w:t>
+      </w:r>
+      <w:proofErr w:type="spellEnd"/>
+      <w:r>
+        <w:rPr>
+          <w:b/>
+          <w:bCs/>
+          <w:color w:val="D86DCB" w:themeColor="accent5" w:themeTint="99"/>
+          <w:sz w:val="32"/>
+          <w:szCs w:val="32"/>
+        </w:rPr>
+        <w:t xml:space="preserve"> {</w:t>
+      </w:r>
+    </w:p>
+    <w:p>
+      <w:pPr>
+        <w:jc w:val="both"/>
+        <w:rPr>
+          <w:b/>
+          <w:bCs/>
+          <w:color w:val="D86DCB" w:themeColor="accent5" w:themeTint="99"/>
+          <w:sz w:val="32"/>
+          <w:szCs w:val="32"/>
+        </w:rPr>
+      </w:pPr>
+      <w:r>
+        <w:rPr>
+          <w:b/>
+          <w:bCs/>
+          <w:color w:val="D86DCB" w:themeColor="accent5" w:themeTint="99"/>
+          <w:sz w:val="32"/>
+          <w:szCs w:val="32"/>
+        </w:rPr>
+        <w:t xml:space="preserve">    </w:t>
+      </w:r>
+      <w:proofErr w:type="spellStart"/>
+      <w:r>
+        <w:rPr>
+          <w:b/>
+          <w:bCs/>
+          <w:color w:val="D86DCB" w:themeColor="accent5" w:themeTint="99"/>
+          <w:sz w:val="32"/>
+          <w:szCs w:val="32"/>
+        </w:rPr>
+        <w:t>jvmTarget</w:t>
+      </w:r>
+      <w:proofErr w:type="spellEnd"/>
+      <w:r>
+        <w:rPr>
+          <w:b/>
+          <w:bCs/>
+          <w:color w:val="D86DCB" w:themeColor="accent5" w:themeTint="99"/>
+          <w:sz w:val="32"/>
+          <w:szCs w:val="32"/>
+        </w:rPr>
+        <w:t xml:space="preserve"> = JavaVersion.VERSION_</w:t>
+      </w:r>
+      <w:proofErr w:type="gramStart"/>
+      <w:r>
+        <w:rPr>
+          <w:b/>
+          <w:bCs/>
+          <w:color w:val="D86DCB" w:themeColor="accent5" w:themeTint="99"/>
+          <w:sz w:val="32"/>
+          <w:szCs w:val="32"/>
+        </w:rPr>
+        <w:t>17.toString</w:t>
+      </w:r>
+      <w:proofErr w:type="gramEnd"/>
+      <w:r>
+        <w:rPr>
+          <w:b/>
+          <w:bCs/>
+          <w:color w:val="D86DCB" w:themeColor="accent5" w:themeTint="99"/>
+          <w:sz w:val="32"/>
+          <w:szCs w:val="32"/>
+        </w:rPr>
+        <w:t>()</w:t>
+      </w:r>
+    </w:p>
+    <w:p>
+      <w:pPr>
+        <w:jc w:val="both"/>
+        <w:rPr>
+          <w:b/>
+          <w:bCs/>
+          <w:color w:val="D86DCB" w:themeColor="accent5" w:themeTint="99"/>
+          <w:sz w:val="32"/>
+          <w:szCs w:val="32"/>
+        </w:rPr>
+      </w:pPr>
+      <w:r>
+        <w:rPr>
+          <w:b/>
+          <w:bCs/>
+          <w:color w:val="D86DCB" w:themeColor="accent5" w:themeTint="99"/>
+          <w:sz w:val="32"/>
+          <w:szCs w:val="32"/>
+        </w:rPr>
+        <w:t>}</w:t>
+      </w:r>
+    </w:p>
+    <w:p>
+      <w:pPr>
+        <w:jc w:val="both"/>
+        <w:rPr>
+          <w:sz w:val="32"/>
+          <w:szCs w:val="32"/>
+        </w:rPr>
+      </w:pPr>
+      <w:r>
+        <w:rPr>
+          <w:sz w:val="32"/>
+          <w:szCs w:val="32"/>
+        </w:rPr>
+        <w:lastRenderedPageBreak/>
+        <w:t xml:space="preserve"># </w:t>
+      </w:r>
+      <w:r>
+        <w:rPr>
+          <w:sz w:val="32"/>
+          <w:szCs w:val="32"/>
+        </w:rPr>
+        <w:t xml:space="preserve">Which is now handled by the below, </w:t>
+      </w:r>
+      <w:r>
+        <w:rPr>
+          <w:sz w:val="32"/>
+          <w:szCs w:val="32"/>
+        </w:rPr>
+        <w:t xml:space="preserve">because with built-in </w:t>
+      </w:r>
+      <w:r>
+        <w:rPr>
+          <w:b/>
+          <w:bCs/>
+          <w:sz w:val="32"/>
+          <w:szCs w:val="32"/>
+        </w:rPr>
+        <w:t>Kotlin</w:t>
+      </w:r>
+      <w:r>
+        <w:rPr>
+          <w:sz w:val="32"/>
+          <w:szCs w:val="32"/>
+        </w:rPr>
+        <w:t xml:space="preserve">, the </w:t>
+      </w:r>
+      <w:r>
+        <w:rPr>
+          <w:b/>
+          <w:bCs/>
+          <w:sz w:val="32"/>
+          <w:szCs w:val="32"/>
+        </w:rPr>
+        <w:t>Kotlin</w:t>
+      </w:r>
+      <w:r>
+        <w:rPr>
+          <w:sz w:val="32"/>
+          <w:szCs w:val="32"/>
+        </w:rPr>
+        <w:t xml:space="preserve"> JVM target defaults to the Android </w:t>
+      </w:r>
+      <w:proofErr w:type="spellStart"/>
+      <w:r>
+        <w:rPr>
+          <w:b/>
+          <w:bCs/>
+          <w:sz w:val="32"/>
+          <w:szCs w:val="32"/>
+        </w:rPr>
+        <w:t>compileOptions.targetCompatibility</w:t>
+      </w:r>
+      <w:proofErr w:type="spellEnd"/>
+      <w:r>
+        <w:rPr>
+          <w:b/>
+          <w:bCs/>
+          <w:sz w:val="32"/>
+          <w:szCs w:val="32"/>
+        </w:rPr>
+        <w:t xml:space="preserve"> </w:t>
+      </w:r>
+      <w:r>
+        <w:rPr>
+          <w:sz w:val="32"/>
+          <w:szCs w:val="32"/>
+        </w:rPr>
+        <w:t>(already there):</w:t>
+      </w:r>
+    </w:p>
+    <w:p>
+      <w:pPr>
+        <w:jc w:val="both"/>
+        <w:rPr>
+          <w:b/>
+          <w:bCs/>
+          <w:color w:val="D86DCB" w:themeColor="accent5" w:themeTint="99"/>
+          <w:sz w:val="32"/>
+          <w:szCs w:val="32"/>
+        </w:rPr>
+      </w:pPr>
+      <w:proofErr w:type="spellStart"/>
+      <w:r>
+        <w:rPr>
+          <w:b/>
+          <w:bCs/>
+          <w:color w:val="D86DCB" w:themeColor="accent5" w:themeTint="99"/>
+          <w:sz w:val="32"/>
+          <w:szCs w:val="32"/>
+        </w:rPr>
+        <w:t>compileOptions</w:t>
+      </w:r>
+      <w:proofErr w:type="spellEnd"/>
+      <w:r>
+        <w:rPr>
+          <w:b/>
+          <w:bCs/>
+          <w:color w:val="D86DCB" w:themeColor="accent5" w:themeTint="99"/>
+          <w:sz w:val="32"/>
+          <w:szCs w:val="32"/>
+        </w:rPr>
+        <w:t xml:space="preserve"> {</w:t>
+      </w:r>
+    </w:p>
+    <w:p>
+      <w:pPr>
+        <w:jc w:val="both"/>
+        <w:rPr>
+          <w:b/>
+          <w:bCs/>
+          <w:color w:val="D86DCB" w:themeColor="accent5" w:themeTint="99"/>
+          <w:sz w:val="32"/>
+          <w:szCs w:val="32"/>
+        </w:rPr>
+      </w:pPr>
+      <w:r>
+        <w:rPr>
+          <w:b/>
+          <w:bCs/>
+          <w:color w:val="D86DCB" w:themeColor="accent5" w:themeTint="99"/>
+          <w:sz w:val="32"/>
+          <w:szCs w:val="32"/>
+        </w:rPr>
+        <w:t xml:space="preserve">    </w:t>
+      </w:r>
+      <w:proofErr w:type="spellStart"/>
+      <w:r>
+        <w:rPr>
+          <w:b/>
+          <w:bCs/>
+          <w:color w:val="D86DCB" w:themeColor="accent5" w:themeTint="99"/>
+          <w:sz w:val="32"/>
+          <w:szCs w:val="32"/>
+        </w:rPr>
+        <w:t>sourceCompatibility</w:t>
+      </w:r>
+      <w:proofErr w:type="spellEnd"/>
+      <w:r>
+        <w:rPr>
+          <w:b/>
+          <w:bCs/>
+          <w:color w:val="D86DCB" w:themeColor="accent5" w:themeTint="99"/>
+          <w:sz w:val="32"/>
+          <w:szCs w:val="32"/>
+        </w:rPr>
+        <w:t xml:space="preserve"> = JavaVersion.VERSION_17</w:t>
+      </w:r>
+    </w:p>
+    <w:p>
+      <w:pPr>
+        <w:jc w:val="both"/>
+        <w:rPr>
+          <w:b/>
+          <w:bCs/>
+          <w:color w:val="D86DCB" w:themeColor="accent5" w:themeTint="99"/>
+          <w:sz w:val="32"/>
+          <w:szCs w:val="32"/>
+        </w:rPr>
+      </w:pPr>
+      <w:r>
+        <w:rPr>
+          <w:b/>
+          <w:bCs/>
+          <w:color w:val="D86DCB" w:themeColor="accent5" w:themeTint="99"/>
+          <w:sz w:val="32"/>
+          <w:szCs w:val="32"/>
+        </w:rPr>
+        <w:t xml:space="preserve">    </w:t>
+      </w:r>
+      <w:proofErr w:type="spellStart"/>
+      <w:r>
+        <w:rPr>
+          <w:b/>
+          <w:bCs/>
+          <w:color w:val="D86DCB" w:themeColor="accent5" w:themeTint="99"/>
+          <w:sz w:val="32"/>
+          <w:szCs w:val="32"/>
+        </w:rPr>
+        <w:t>targetCompatibility</w:t>
+      </w:r>
+      <w:proofErr w:type="spellEnd"/>
+      <w:r>
+        <w:rPr>
+          <w:b/>
+          <w:bCs/>
+          <w:color w:val="D86DCB" w:themeColor="accent5" w:themeTint="99"/>
+          <w:sz w:val="32"/>
+          <w:szCs w:val="32"/>
+        </w:rPr>
+        <w:t xml:space="preserve"> = JavaVersion.VERSION_17</w:t>
+      </w:r>
+    </w:p>
+    <w:p>
+      <w:pPr>
+        <w:jc w:val="both"/>
+        <w:rPr>
+          <w:b/>
+          <w:bCs/>
+          <w:color w:val="D86DCB" w:themeColor="accent5" w:themeTint="99"/>
+          <w:sz w:val="32"/>
+          <w:szCs w:val="32"/>
+        </w:rPr>
+      </w:pPr>
+      <w:r>
+        <w:rPr>
+          <w:b/>
+          <w:bCs/>
+          <w:color w:val="D86DCB" w:themeColor="accent5" w:themeTint="99"/>
+          <w:sz w:val="32"/>
+          <w:szCs w:val="32"/>
+        </w:rPr>
+        <w:t>}</w:t>
+      </w:r>
+    </w:p>
+    <w:p>
+      <w:pPr>
+        <w:jc w:val="both"/>
+        <w:rPr>
+          <w:sz w:val="32"/>
+          <w:szCs w:val="32"/>
+        </w:rPr>
+      </w:pPr>
+    </w:p>
+    <w:p>
+      <w:pPr>
+        <w:jc w:val="both"/>
+        <w:rPr>
+          <w:sz w:val="32"/>
+          <w:szCs w:val="32"/>
+        </w:rPr>
+      </w:pPr>
+    </w:p>
+    <w:p>
+      <w:pPr>
+        <w:jc w:val="both"/>
+        <w:rPr>
+          <w:sz w:val="32"/>
+          <w:szCs w:val="32"/>
+        </w:rPr>
+      </w:pPr>
+      <w:r>
+        <w:rPr>
+          <w:sz w:val="32"/>
+          <w:szCs w:val="32"/>
+        </w:rPr>
+        <w:t>Step-4, Gradle Wrapper:</w:t>
+      </w:r>
+    </w:p>
+    <w:p>
+      <w:pPr>
+        <w:jc w:val="both"/>
+        <w:rPr>
+          <w:sz w:val="32"/>
+          <w:szCs w:val="32"/>
+        </w:rPr>
+      </w:pPr>
+      <w:r>
+        <w:rPr>
+          <w:sz w:val="32"/>
+          <w:szCs w:val="32"/>
+        </w:rPr>
+        <w:t xml:space="preserve"># </w:t>
+      </w:r>
+      <w:r>
+        <w:rPr>
+          <w:b/>
+          <w:bCs/>
+          <w:sz w:val="32"/>
+          <w:szCs w:val="32"/>
+        </w:rPr>
+        <w:t>AGP</w:t>
+      </w:r>
+      <w:r>
+        <w:rPr>
+          <w:sz w:val="32"/>
+          <w:szCs w:val="32"/>
+        </w:rPr>
+        <w:t xml:space="preserve"> and </w:t>
+      </w:r>
+      <w:r>
+        <w:rPr>
+          <w:b/>
+          <w:bCs/>
+          <w:sz w:val="32"/>
+          <w:szCs w:val="32"/>
+        </w:rPr>
+        <w:t>Gradle</w:t>
+      </w:r>
+      <w:r>
+        <w:rPr>
+          <w:sz w:val="32"/>
+          <w:szCs w:val="32"/>
+        </w:rPr>
+        <w:t xml:space="preserve"> are separate versions.</w:t>
+      </w:r>
+      <w:r>
+        <w:rPr>
+          <w:sz w:val="32"/>
+          <w:szCs w:val="32"/>
+        </w:rPr>
+        <w:t xml:space="preserve"> </w:t>
+      </w:r>
+      <w:r>
+        <w:rPr>
+          <w:b/>
+          <w:bCs/>
+          <w:sz w:val="32"/>
+          <w:szCs w:val="32"/>
+        </w:rPr>
+        <w:t>AGP</w:t>
+      </w:r>
+      <w:r>
+        <w:rPr>
+          <w:b/>
+          <w:bCs/>
+          <w:sz w:val="32"/>
+          <w:szCs w:val="32"/>
+        </w:rPr>
+        <w:t>-</w:t>
+      </w:r>
+      <w:r>
+        <w:rPr>
+          <w:b/>
+          <w:bCs/>
+          <w:sz w:val="32"/>
+          <w:szCs w:val="32"/>
+        </w:rPr>
+        <w:t>9.4</w:t>
+      </w:r>
+      <w:r>
+        <w:rPr>
+          <w:sz w:val="32"/>
+          <w:szCs w:val="32"/>
+        </w:rPr>
+        <w:t xml:space="preserve"> requires</w:t>
+      </w:r>
+      <w:r>
+        <w:rPr>
+          <w:sz w:val="32"/>
+          <w:szCs w:val="32"/>
+        </w:rPr>
+        <w:t xml:space="preserve"> </w:t>
+      </w:r>
+      <w:r>
+        <w:rPr>
+          <w:sz w:val="32"/>
+          <w:szCs w:val="32"/>
+        </w:rPr>
+        <w:t>Gradle 9.6.0</w:t>
+      </w:r>
+      <w:r>
+        <w:rPr>
+          <w:sz w:val="32"/>
+          <w:szCs w:val="32"/>
+        </w:rPr>
+        <w:t xml:space="preserve">. Go to </w:t>
+      </w:r>
+      <w:proofErr w:type="spellStart"/>
+      <w:r>
+        <w:rPr>
+          <w:b/>
+          <w:bCs/>
+          <w:sz w:val="32"/>
+          <w:szCs w:val="32"/>
+        </w:rPr>
+        <w:t>project_root</w:t>
+      </w:r>
+      <w:proofErr w:type="spellEnd"/>
+      <w:r>
+        <w:rPr>
+          <w:b/>
+          <w:bCs/>
+          <w:sz w:val="32"/>
+          <w:szCs w:val="32"/>
+        </w:rPr>
+        <w:t>/android/</w:t>
+      </w:r>
+      <w:proofErr w:type="spellStart"/>
+      <w:r>
+        <w:rPr>
+          <w:b/>
+          <w:bCs/>
+          <w:sz w:val="32"/>
+          <w:szCs w:val="32"/>
+        </w:rPr>
+        <w:t>gradle</w:t>
+      </w:r>
+      <w:proofErr w:type="spellEnd"/>
+      <w:r>
+        <w:rPr>
+          <w:b/>
+          <w:bCs/>
+          <w:sz w:val="32"/>
+          <w:szCs w:val="32"/>
+        </w:rPr>
+        <w:t>/wrapper/</w:t>
+      </w:r>
+      <w:proofErr w:type="spellStart"/>
+      <w:r>
+        <w:rPr>
+          <w:b/>
+          <w:bCs/>
+          <w:sz w:val="32"/>
+          <w:szCs w:val="32"/>
+        </w:rPr>
+        <w:t>gradle-wrapper.properties</w:t>
+      </w:r>
+      <w:proofErr w:type="spellEnd"/>
+      <w:r>
+        <w:rPr>
+          <w:b/>
+          <w:bCs/>
+          <w:sz w:val="32"/>
+          <w:szCs w:val="32"/>
+        </w:rPr>
+        <w:t xml:space="preserve"> </w:t>
+      </w:r>
+      <w:r>
+        <w:rPr>
+          <w:sz w:val="32"/>
+          <w:szCs w:val="32"/>
+        </w:rPr>
+        <w:t xml:space="preserve">file </w:t>
+      </w:r>
+      <w:r>
+        <w:rPr>
+          <w:sz w:val="32"/>
+          <w:szCs w:val="32"/>
+        </w:rPr>
+        <w:t xml:space="preserve">and change the </w:t>
+      </w:r>
+      <w:proofErr w:type="spellStart"/>
+      <w:r>
+        <w:rPr>
+          <w:b/>
+          <w:bCs/>
+          <w:sz w:val="32"/>
+          <w:szCs w:val="32"/>
+        </w:rPr>
+        <w:t>distributionUrl</w:t>
+      </w:r>
+      <w:proofErr w:type="spellEnd"/>
+      <w:r>
+        <w:rPr>
+          <w:sz w:val="32"/>
+          <w:szCs w:val="32"/>
+        </w:rPr>
+        <w:t xml:space="preserve"> to:</w:t>
+      </w:r>
+    </w:p>
+    <w:p>
+      <w:pPr>
+        <w:jc w:val="both"/>
+        <w:rPr>
+          <w:b/>
+          <w:bCs/>
+          <w:color w:val="D86DCB" w:themeColor="accent5" w:themeTint="99"/>
+          <w:sz w:val="32"/>
+          <w:szCs w:val="32"/>
+        </w:rPr>
+      </w:pPr>
+      <w:r>
+        <w:rPr>
+          <w:b/>
+          <w:bCs/>
+          <w:color w:val="D86DCB" w:themeColor="accent5" w:themeTint="99"/>
+          <w:sz w:val="32"/>
+          <w:szCs w:val="32"/>
+        </w:rPr>
+        <w:t>…</w:t>
+      </w:r>
+    </w:p>
+    <w:p>
+      <w:pPr>
+        <w:jc w:val="both"/>
+        <w:rPr>
+          <w:b/>
+          <w:bCs/>
+          <w:color w:val="D86DCB" w:themeColor="accent5" w:themeTint="99"/>
+          <w:sz w:val="32"/>
+          <w:szCs w:val="32"/>
+        </w:rPr>
+      </w:pPr>
+      <w:r>
+        <w:rPr>
+          <w:b/>
+          <w:bCs/>
+          <w:color w:val="D86DCB" w:themeColor="accent5" w:themeTint="99"/>
+          <w:sz w:val="32"/>
+          <w:szCs w:val="32"/>
+        </w:rPr>
+        <w:t>distributionUrl=https\://services.gradle.org/distributions/gradle-9.6.0-bin.zip</w:t>
+      </w:r>
+    </w:p>
+    <w:p>
+      <w:pPr>
+        <w:jc w:val="both"/>
+        <w:rPr>
+          <w:sz w:val="32"/>
+          <w:szCs w:val="32"/>
+        </w:rPr>
+      </w:pPr>
+    </w:p>
+    <w:p>
+      <w:pPr>
+        <w:jc w:val="both"/>
+        <w:rPr>
+          <w:sz w:val="32"/>
+          <w:szCs w:val="32"/>
+        </w:rPr>
+      </w:pPr>
+    </w:p>
+    <w:p>
+      <w:pPr>
+        <w:jc w:val="both"/>
+        <w:rPr>
+          <w:sz w:val="32"/>
+          <w:szCs w:val="32"/>
+        </w:rPr>
+      </w:pPr>
+      <w:r>
+        <w:rPr>
+          <w:sz w:val="32"/>
+          <w:szCs w:val="32"/>
+        </w:rPr>
+        <w:t xml:space="preserve">Step-5, </w:t>
+      </w:r>
+      <w:proofErr w:type="spellStart"/>
+      <w:proofErr w:type="gramStart"/>
+      <w:r>
+        <w:rPr>
+          <w:sz w:val="32"/>
+          <w:szCs w:val="32"/>
+        </w:rPr>
+        <w:t>gradle.properties</w:t>
+      </w:r>
+      <w:proofErr w:type="spellEnd"/>
+      <w:proofErr w:type="gramEnd"/>
+      <w:r>
+        <w:rPr>
+          <w:sz w:val="32"/>
+          <w:szCs w:val="32"/>
+        </w:rPr>
+        <w:t>:</w:t>
+      </w:r>
+    </w:p>
+    <w:p>
+      <w:pPr>
+        <w:jc w:val="both"/>
+        <w:rPr>
+          <w:sz w:val="32"/>
+          <w:szCs w:val="32"/>
+        </w:rPr>
+      </w:pPr>
+      <w:r>
+        <w:rPr>
+          <w:sz w:val="32"/>
+          <w:szCs w:val="32"/>
+        </w:rPr>
+        <w:t xml:space="preserve"># Go to </w:t>
+      </w:r>
+      <w:proofErr w:type="spellStart"/>
+      <w:r>
+        <w:rPr>
+          <w:b/>
+          <w:bCs/>
+          <w:sz w:val="32"/>
+          <w:szCs w:val="32"/>
+        </w:rPr>
+        <w:t>project_root</w:t>
+      </w:r>
+      <w:proofErr w:type="spellEnd"/>
+      <w:r>
+        <w:rPr>
+          <w:b/>
+          <w:bCs/>
+          <w:sz w:val="32"/>
+          <w:szCs w:val="32"/>
+        </w:rPr>
+        <w:t>/android/</w:t>
+      </w:r>
+      <w:proofErr w:type="spellStart"/>
+      <w:r>
+        <w:rPr>
+          <w:b/>
+          <w:bCs/>
+          <w:sz w:val="32"/>
+          <w:szCs w:val="32"/>
+        </w:rPr>
+        <w:t>gradle.properties</w:t>
+      </w:r>
+      <w:proofErr w:type="spellEnd"/>
+      <w:r>
+        <w:rPr>
+          <w:sz w:val="32"/>
+          <w:szCs w:val="32"/>
+        </w:rPr>
+        <w:t xml:space="preserve"> file where we can see if built-in </w:t>
+      </w:r>
+      <w:r>
+        <w:rPr>
+          <w:b/>
+          <w:bCs/>
+          <w:sz w:val="32"/>
+          <w:szCs w:val="32"/>
+        </w:rPr>
+        <w:t>Kotlin</w:t>
+      </w:r>
+      <w:r>
+        <w:rPr>
+          <w:sz w:val="32"/>
+          <w:szCs w:val="32"/>
+        </w:rPr>
+        <w:t xml:space="preserve"> (</w:t>
+      </w:r>
+      <w:r>
+        <w:rPr>
+          <w:b/>
+          <w:bCs/>
+          <w:sz w:val="32"/>
+          <w:szCs w:val="32"/>
+        </w:rPr>
+        <w:t>AGP-9+</w:t>
+      </w:r>
+      <w:r>
+        <w:rPr>
+          <w:sz w:val="32"/>
+          <w:szCs w:val="32"/>
+        </w:rPr>
+        <w:t xml:space="preserve">) is enabled or not for a specific </w:t>
+      </w:r>
+      <w:r>
+        <w:rPr>
+          <w:b/>
+          <w:bCs/>
+          <w:sz w:val="32"/>
+          <w:szCs w:val="32"/>
+        </w:rPr>
+        <w:t xml:space="preserve">Flutter </w:t>
+      </w:r>
+      <w:r>
+        <w:rPr>
+          <w:sz w:val="32"/>
+          <w:szCs w:val="32"/>
+        </w:rPr>
+        <w:t>project.</w:t>
+      </w:r>
+    </w:p>
+    <w:p>
+      <w:pPr>
+        <w:jc w:val="both"/>
+        <w:rPr>
+          <w:b/>
+          <w:bCs/>
+          <w:color w:val="D86DCB" w:themeColor="accent5" w:themeTint="99"/>
+          <w:sz w:val="32"/>
+          <w:szCs w:val="32"/>
+        </w:rPr>
+      </w:pPr>
+      <w:r>
+        <w:rPr>
+          <w:b/>
+          <w:bCs/>
+          <w:color w:val="D86DCB" w:themeColor="accent5" w:themeTint="99"/>
+          <w:sz w:val="32"/>
+          <w:szCs w:val="32"/>
+        </w:rPr>
+        <w:t>…</w:t>
+      </w:r>
+    </w:p>
+    <w:p>
+      <w:pPr>
+        <w:jc w:val="both"/>
+        <w:rPr>
+          <w:b/>
+          <w:bCs/>
+          <w:color w:val="D86DCB" w:themeColor="accent5" w:themeTint="99"/>
+          <w:sz w:val="32"/>
+          <w:szCs w:val="32"/>
+        </w:rPr>
+      </w:pPr>
+      <w:proofErr w:type="spellStart"/>
+      <w:proofErr w:type="gramStart"/>
+      <w:r>
+        <w:rPr>
+          <w:b/>
+          <w:bCs/>
+          <w:color w:val="D86DCB" w:themeColor="accent5" w:themeTint="99"/>
+          <w:sz w:val="32"/>
+          <w:szCs w:val="32"/>
+        </w:rPr>
+        <w:t>android.builtInKotlin</w:t>
+      </w:r>
+      <w:proofErr w:type="spellEnd"/>
+      <w:proofErr w:type="gramEnd"/>
+      <w:r>
+        <w:rPr>
+          <w:b/>
+          <w:bCs/>
+          <w:color w:val="D86DCB" w:themeColor="accent5" w:themeTint="99"/>
+          <w:sz w:val="32"/>
+          <w:szCs w:val="32"/>
+        </w:rPr>
+        <w:t>=false</w:t>
+      </w:r>
+    </w:p>
+    <w:p>
+      <w:pPr>
+        <w:jc w:val="both"/>
+        <w:rPr>
+          <w:b/>
+          <w:bCs/>
+          <w:color w:val="D86DCB" w:themeColor="accent5" w:themeTint="99"/>
+          <w:sz w:val="32"/>
+          <w:szCs w:val="32"/>
+        </w:rPr>
+      </w:pPr>
+      <w:proofErr w:type="spellStart"/>
+      <w:proofErr w:type="gramStart"/>
+      <w:r>
+        <w:rPr>
+          <w:b/>
+          <w:bCs/>
+          <w:color w:val="D86DCB" w:themeColor="accent5" w:themeTint="99"/>
+          <w:sz w:val="32"/>
+          <w:szCs w:val="32"/>
+        </w:rPr>
+        <w:lastRenderedPageBreak/>
+        <w:t>android.newDsl</w:t>
+      </w:r>
+      <w:proofErr w:type="spellEnd"/>
+      <w:proofErr w:type="gramEnd"/>
+      <w:r>
+        <w:rPr>
+          <w:b/>
+          <w:bCs/>
+          <w:color w:val="D86DCB" w:themeColor="accent5" w:themeTint="99"/>
+          <w:sz w:val="32"/>
+          <w:szCs w:val="32"/>
+        </w:rPr>
+        <w:t>=false</w:t>
+      </w:r>
+    </w:p>
+    <w:p>
+      <w:pPr>
+        <w:jc w:val="both"/>
+        <w:rPr>
+          <w:sz w:val="32"/>
+          <w:szCs w:val="32"/>
+        </w:rPr>
+      </w:pPr>
+      <w:r>
+        <w:rPr>
+          <w:sz w:val="32"/>
+          <w:szCs w:val="32"/>
+        </w:rPr>
+        <w:t>#</w:t>
+      </w:r>
+      <w:r>
+        <w:rPr>
+          <w:sz w:val="32"/>
+          <w:szCs w:val="32"/>
+        </w:rPr>
+        <w:t xml:space="preserve"> T</w:t>
+      </w:r>
+      <w:r>
+        <w:rPr>
+          <w:sz w:val="32"/>
+          <w:szCs w:val="32"/>
+        </w:rPr>
+        <w:t>hese flags are automatically added</w:t>
+      </w:r>
+      <w:r>
+        <w:rPr>
+          <w:sz w:val="32"/>
+          <w:szCs w:val="32"/>
+        </w:rPr>
+        <w:t xml:space="preserve"> by </w:t>
+      </w:r>
+      <w:r>
+        <w:rPr>
+          <w:b/>
+          <w:bCs/>
+          <w:sz w:val="32"/>
+          <w:szCs w:val="32"/>
+        </w:rPr>
+        <w:t>Flutter</w:t>
+      </w:r>
+      <w:r>
+        <w:rPr>
+          <w:sz w:val="32"/>
+          <w:szCs w:val="32"/>
+        </w:rPr>
+        <w:t xml:space="preserve"> to projects that haven't migrated.</w:t>
+      </w:r>
+      <w:r>
+        <w:rPr>
+          <w:sz w:val="32"/>
+          <w:szCs w:val="32"/>
+        </w:rPr>
+        <w:t xml:space="preserve"> </w:t>
+      </w:r>
+      <w:r>
+        <w:rPr>
+          <w:sz w:val="32"/>
+          <w:szCs w:val="32"/>
+        </w:rPr>
+        <w:t xml:space="preserve">Once migrated to </w:t>
+      </w:r>
+      <w:r>
+        <w:rPr>
+          <w:b/>
+          <w:bCs/>
+          <w:sz w:val="32"/>
+          <w:szCs w:val="32"/>
+        </w:rPr>
+        <w:t>AGP</w:t>
+      </w:r>
+      <w:r>
+        <w:rPr>
+          <w:b/>
+          <w:bCs/>
+          <w:sz w:val="32"/>
+          <w:szCs w:val="32"/>
+        </w:rPr>
+        <w:t>-</w:t>
+      </w:r>
+      <w:r>
+        <w:rPr>
+          <w:b/>
+          <w:bCs/>
+          <w:sz w:val="32"/>
+          <w:szCs w:val="32"/>
+        </w:rPr>
+        <w:t>9</w:t>
+      </w:r>
+      <w:r>
+        <w:rPr>
+          <w:sz w:val="32"/>
+          <w:szCs w:val="32"/>
+        </w:rPr>
+        <w:t xml:space="preserve">/built-in </w:t>
+      </w:r>
+      <w:r>
+        <w:rPr>
+          <w:b/>
+          <w:bCs/>
+          <w:sz w:val="32"/>
+          <w:szCs w:val="32"/>
+        </w:rPr>
+        <w:t>Kotlin</w:t>
+      </w:r>
+      <w:r>
+        <w:rPr>
+          <w:sz w:val="32"/>
+          <w:szCs w:val="32"/>
+        </w:rPr>
+        <w:t xml:space="preserve">, </w:t>
+      </w:r>
+      <w:r>
+        <w:rPr>
+          <w:sz w:val="32"/>
+          <w:szCs w:val="32"/>
+        </w:rPr>
+        <w:t>we</w:t>
+      </w:r>
+      <w:r>
+        <w:rPr>
+          <w:sz w:val="32"/>
+          <w:szCs w:val="32"/>
+        </w:rPr>
+        <w:t xml:space="preserve"> should </w:t>
+      </w:r>
+      <w:r>
+        <w:rPr>
+          <w:sz w:val="32"/>
+          <w:szCs w:val="32"/>
+        </w:rPr>
+        <w:t>r</w:t>
+      </w:r>
+      <w:r>
+        <w:rPr>
+          <w:sz w:val="32"/>
+          <w:szCs w:val="32"/>
+        </w:rPr>
+        <w:t>emove the</w:t>
+      </w:r>
+      <w:r>
+        <w:rPr>
+          <w:sz w:val="32"/>
+          <w:szCs w:val="32"/>
+        </w:rPr>
+        <w:t>m</w:t>
+      </w:r>
+      <w:r>
+        <w:rPr>
+          <w:sz w:val="32"/>
+          <w:szCs w:val="32"/>
+        </w:rPr>
+        <w:t xml:space="preserve"> so </w:t>
+      </w:r>
+      <w:r>
+        <w:rPr>
+          <w:b/>
+          <w:bCs/>
+          <w:sz w:val="32"/>
+          <w:szCs w:val="32"/>
+        </w:rPr>
+        <w:t>AGP</w:t>
+      </w:r>
+      <w:r>
+        <w:rPr>
+          <w:b/>
+          <w:bCs/>
+          <w:sz w:val="32"/>
+          <w:szCs w:val="32"/>
+        </w:rPr>
+        <w:t>-</w:t>
+      </w:r>
+      <w:r>
+        <w:rPr>
+          <w:b/>
+          <w:bCs/>
+          <w:sz w:val="32"/>
+          <w:szCs w:val="32"/>
+        </w:rPr>
+        <w:t>9</w:t>
+      </w:r>
+      <w:r>
+        <w:rPr>
+          <w:sz w:val="32"/>
+          <w:szCs w:val="32"/>
+        </w:rPr>
+        <w:t xml:space="preserve">'s default can apply. </w:t>
+      </w:r>
+      <w:r>
+        <w:rPr>
+          <w:b/>
+          <w:bCs/>
+          <w:sz w:val="32"/>
+          <w:szCs w:val="32"/>
+        </w:rPr>
+        <w:t>Flutter 3.47+</w:t>
+      </w:r>
+      <w:r>
+        <w:rPr>
+          <w:sz w:val="32"/>
+          <w:szCs w:val="32"/>
+        </w:rPr>
+        <w:t xml:space="preserve"> </w:t>
+      </w:r>
+      <w:r>
+        <w:rPr>
+          <w:sz w:val="32"/>
+          <w:szCs w:val="32"/>
+        </w:rPr>
+        <w:t xml:space="preserve">is required </w:t>
+      </w:r>
+      <w:r>
+        <w:rPr>
+          <w:sz w:val="32"/>
+          <w:szCs w:val="32"/>
+        </w:rPr>
+        <w:t xml:space="preserve">to enable built-in </w:t>
+      </w:r>
+      <w:r>
+        <w:rPr>
+          <w:b/>
+          <w:bCs/>
+          <w:sz w:val="32"/>
+          <w:szCs w:val="32"/>
+        </w:rPr>
+        <w:t>Kotlin</w:t>
+      </w:r>
+      <w:r>
+        <w:rPr>
+          <w:sz w:val="32"/>
+          <w:szCs w:val="32"/>
+        </w:rPr>
+        <w:t>.</w:t>
+      </w:r>
+      <w:r>
+        <w:rPr>
+          <w:sz w:val="32"/>
+          <w:szCs w:val="32"/>
+        </w:rPr>
+        <w:t xml:space="preserve"> </w:t>
+      </w:r>
+      <w:r>
+        <w:rPr>
+          <w:sz w:val="32"/>
+          <w:szCs w:val="32"/>
+        </w:rPr>
+        <w:t>And for the new AGP DSL</w:t>
+      </w:r>
+      <w:r>
+        <w:rPr>
+          <w:sz w:val="32"/>
+          <w:szCs w:val="32"/>
+        </w:rPr>
+        <w:t xml:space="preserve"> (Domain-Specific Language)</w:t>
+      </w:r>
+      <w:r>
+        <w:rPr>
+          <w:sz w:val="32"/>
+          <w:szCs w:val="32"/>
+        </w:rPr>
+        <w:t xml:space="preserve">, </w:t>
+      </w:r>
+      <w:proofErr w:type="spellStart"/>
+      <w:proofErr w:type="gramStart"/>
+      <w:r>
+        <w:rPr>
+          <w:b/>
+          <w:bCs/>
+          <w:sz w:val="32"/>
+          <w:szCs w:val="32"/>
+        </w:rPr>
+        <w:t>android.newDsl</w:t>
+      </w:r>
+      <w:proofErr w:type="spellEnd"/>
+      <w:proofErr w:type="gramEnd"/>
+      <w:r>
+        <w:rPr>
+          <w:b/>
+          <w:bCs/>
+          <w:sz w:val="32"/>
+          <w:szCs w:val="32"/>
+        </w:rPr>
+        <w:t>=false</w:t>
+      </w:r>
+      <w:r>
+        <w:rPr>
+          <w:sz w:val="32"/>
+          <w:szCs w:val="32"/>
+        </w:rPr>
+        <w:t xml:space="preserve"> is likewise </w:t>
+      </w:r>
+      <w:r>
+        <w:rPr>
+          <w:sz w:val="32"/>
+          <w:szCs w:val="32"/>
+        </w:rPr>
+        <w:t>removed too</w:t>
+      </w:r>
+      <w:r>
+        <w:rPr>
+          <w:sz w:val="32"/>
+          <w:szCs w:val="32"/>
+        </w:rPr>
+        <w:t xml:space="preserve">; </w:t>
+      </w:r>
+      <w:r>
+        <w:rPr>
+          <w:b/>
+          <w:bCs/>
+          <w:sz w:val="32"/>
+          <w:szCs w:val="32"/>
+        </w:rPr>
+        <w:t>AGP</w:t>
+      </w:r>
+      <w:r>
+        <w:rPr>
+          <w:b/>
+          <w:bCs/>
+          <w:sz w:val="32"/>
+          <w:szCs w:val="32"/>
+        </w:rPr>
+        <w:t>-</w:t>
+      </w:r>
+      <w:r>
+        <w:rPr>
+          <w:b/>
+          <w:bCs/>
+          <w:sz w:val="32"/>
+          <w:szCs w:val="32"/>
+        </w:rPr>
+        <w:t xml:space="preserve">9 </w:t>
+      </w:r>
+      <w:r>
+        <w:rPr>
+          <w:sz w:val="32"/>
+          <w:szCs w:val="32"/>
+        </w:rPr>
+        <w:t>defaults to the new DSL</w:t>
+      </w:r>
+    </w:p>
+    <w:p>
+      <w:pPr>
+        <w:jc w:val="both"/>
+        <w:rPr>
+          <w:sz w:val="32"/>
+          <w:szCs w:val="32"/>
+        </w:rPr>
+      </w:pPr>
+    </w:p>
+    <w:p>
+      <w:pPr>
+        <w:jc w:val="both"/>
+        <w:rPr>
+          <w:sz w:val="32"/>
+          <w:szCs w:val="32"/>
+        </w:rPr>
+      </w:pPr>
+    </w:p>
+    <w:p>
+      <w:pPr>
+        <w:jc w:val="both"/>
+        <w:rPr>
+          <w:sz w:val="32"/>
+          <w:szCs w:val="32"/>
+        </w:rPr>
+      </w:pPr>
+      <w:r>
+        <w:rPr>
+          <w:sz w:val="32"/>
+          <w:szCs w:val="32"/>
+        </w:rPr>
+        <w:t>I</w:t>
+      </w:r>
+      <w:r>
+        <w:rPr>
+          <w:sz w:val="32"/>
+          <w:szCs w:val="32"/>
+        </w:rPr>
+        <w:t xml:space="preserve">mportant </w:t>
+      </w:r>
+      <w:r>
+        <w:rPr>
+          <w:sz w:val="32"/>
+          <w:szCs w:val="32"/>
+        </w:rPr>
+        <w:t>(T</w:t>
+      </w:r>
+      <w:r>
+        <w:rPr>
+          <w:sz w:val="32"/>
+          <w:szCs w:val="32"/>
+        </w:rPr>
+        <w:t>he new DSL</w:t>
+      </w:r>
+      <w:r>
+        <w:rPr>
+          <w:sz w:val="32"/>
+          <w:szCs w:val="32"/>
+        </w:rPr>
+        <w:t>):</w:t>
+      </w:r>
+    </w:p>
+    <w:p>
+      <w:pPr>
+        <w:jc w:val="both"/>
+        <w:rPr>
+          <w:sz w:val="32"/>
+          <w:szCs w:val="32"/>
+        </w:rPr>
+      </w:pPr>
+      <w:r>
+        <w:rPr>
+          <w:sz w:val="32"/>
+          <w:szCs w:val="32"/>
+        </w:rPr>
+        <w:t xml:space="preserve"># </w:t>
+      </w:r>
+      <w:r>
+        <w:rPr>
+          <w:b/>
+          <w:bCs/>
+          <w:sz w:val="32"/>
+          <w:szCs w:val="32"/>
+        </w:rPr>
+        <w:t>AGP-9</w:t>
+      </w:r>
+      <w:r>
+        <w:rPr>
+          <w:sz w:val="32"/>
+          <w:szCs w:val="32"/>
+        </w:rPr>
+        <w:t xml:space="preserve"> isn't only a </w:t>
+      </w:r>
+      <w:r>
+        <w:rPr>
+          <w:b/>
+          <w:bCs/>
+          <w:sz w:val="32"/>
+          <w:szCs w:val="32"/>
+        </w:rPr>
+        <w:t>Kotlin</w:t>
+      </w:r>
+      <w:r>
+        <w:rPr>
+          <w:sz w:val="32"/>
+          <w:szCs w:val="32"/>
+        </w:rPr>
+        <w:t xml:space="preserve"> migration.</w:t>
+      </w:r>
+      <w:r>
+        <w:rPr>
+          <w:sz w:val="32"/>
+          <w:szCs w:val="32"/>
+        </w:rPr>
+        <w:t xml:space="preserve"> </w:t>
+      </w:r>
+      <w:r>
+        <w:rPr>
+          <w:sz w:val="32"/>
+          <w:szCs w:val="32"/>
+        </w:rPr>
+        <w:t>It also changes its Android DSL/API architecture.</w:t>
+      </w:r>
+    </w:p>
+    <w:p>
+      <w:pPr>
+        <w:jc w:val="both"/>
+        <w:rPr>
+          <w:sz w:val="32"/>
+          <w:szCs w:val="32"/>
+        </w:rPr>
+      </w:pPr>
+      <w:r>
+        <w:rPr>
+          <w:sz w:val="32"/>
+          <w:szCs w:val="32"/>
+        </w:rPr>
+        <w:t xml:space="preserve"># </w:t>
+      </w:r>
+      <w:r>
+        <w:rPr>
+          <w:sz w:val="32"/>
+          <w:szCs w:val="32"/>
+        </w:rPr>
+        <w:t xml:space="preserve">For an ordinary </w:t>
+      </w:r>
+      <w:r>
+        <w:rPr>
+          <w:b/>
+          <w:bCs/>
+          <w:sz w:val="32"/>
+          <w:szCs w:val="32"/>
+        </w:rPr>
+        <w:t>Flutter</w:t>
+      </w:r>
+      <w:r>
+        <w:rPr>
+          <w:sz w:val="32"/>
+          <w:szCs w:val="32"/>
+        </w:rPr>
+        <w:t xml:space="preserve"> app, </w:t>
+      </w:r>
+      <w:r>
+        <w:rPr>
+          <w:sz w:val="32"/>
+          <w:szCs w:val="32"/>
+        </w:rPr>
+        <w:t xml:space="preserve">it </w:t>
+      </w:r>
+      <w:r>
+        <w:rPr>
+          <w:sz w:val="32"/>
+          <w:szCs w:val="32"/>
+        </w:rPr>
+        <w:t>doesn't matter mu</w:t>
+      </w:r>
+      <w:r>
+        <w:rPr>
+          <w:sz w:val="32"/>
+          <w:szCs w:val="32"/>
+        </w:rPr>
+        <w:t>ch. Where we have:</w:t>
+      </w:r>
+    </w:p>
+    <w:p>
+      <w:pPr>
+        <w:jc w:val="both"/>
+        <w:rPr>
+          <w:b/>
+          <w:bCs/>
+          <w:color w:val="D86DCB" w:themeColor="accent5" w:themeTint="99"/>
+          <w:sz w:val="32"/>
+          <w:szCs w:val="32"/>
+        </w:rPr>
+      </w:pPr>
+      <w:r>
+        <w:rPr>
+          <w:b/>
+          <w:bCs/>
+          <w:color w:val="D86DCB" w:themeColor="accent5" w:themeTint="99"/>
+          <w:sz w:val="32"/>
+          <w:szCs w:val="32"/>
+        </w:rPr>
+        <w:t>android {</w:t>
+      </w:r>
+    </w:p>
+    <w:p>
+      <w:pPr>
+        <w:jc w:val="both"/>
+        <w:rPr>
+          <w:b/>
+          <w:bCs/>
+          <w:color w:val="D86DCB" w:themeColor="accent5" w:themeTint="99"/>
+          <w:sz w:val="32"/>
+          <w:szCs w:val="32"/>
+        </w:rPr>
+      </w:pPr>
+      <w:r>
+        <w:rPr>
+          <w:b/>
+          <w:bCs/>
+          <w:color w:val="D86DCB" w:themeColor="accent5" w:themeTint="99"/>
+          <w:sz w:val="32"/>
+          <w:szCs w:val="32"/>
+        </w:rPr>
+        <w:t xml:space="preserve">    namespace = ...</w:t>
+      </w:r>
+    </w:p>
+    <w:p>
+      <w:pPr>
+        <w:jc w:val="both"/>
+        <w:rPr>
+          <w:b/>
+          <w:bCs/>
+          <w:color w:val="D86DCB" w:themeColor="accent5" w:themeTint="99"/>
+          <w:sz w:val="32"/>
+          <w:szCs w:val="32"/>
+        </w:rPr>
+      </w:pPr>
+      <w:r>
+        <w:rPr>
+          <w:b/>
+          <w:bCs/>
+          <w:color w:val="D86DCB" w:themeColor="accent5" w:themeTint="99"/>
+          <w:sz w:val="32"/>
+          <w:szCs w:val="32"/>
+        </w:rPr>
+        <w:t xml:space="preserve">    </w:t>
+      </w:r>
+      <w:proofErr w:type="spellStart"/>
+      <w:r>
+        <w:rPr>
+          <w:b/>
+          <w:bCs/>
+          <w:color w:val="D86DCB" w:themeColor="accent5" w:themeTint="99"/>
+          <w:sz w:val="32"/>
+          <w:szCs w:val="32"/>
+        </w:rPr>
+        <w:t>compileSdk</w:t>
+      </w:r>
+      <w:proofErr w:type="spellEnd"/>
+      <w:r>
+        <w:rPr>
+          <w:b/>
+          <w:bCs/>
+          <w:color w:val="D86DCB" w:themeColor="accent5" w:themeTint="99"/>
+          <w:sz w:val="32"/>
+          <w:szCs w:val="32"/>
+        </w:rPr>
+        <w:t xml:space="preserve"> = ...</w:t>
+      </w:r>
+    </w:p>
+    <w:p>
+      <w:pPr>
+        <w:jc w:val="both"/>
+        <w:rPr>
+          <w:b/>
+          <w:bCs/>
+          <w:color w:val="D86DCB" w:themeColor="accent5" w:themeTint="99"/>
+          <w:sz w:val="32"/>
+          <w:szCs w:val="32"/>
+        </w:rPr>
+      </w:pPr>
+      <w:r>
+        <w:rPr>
+          <w:b/>
+          <w:bCs/>
+          <w:color w:val="D86DCB" w:themeColor="accent5" w:themeTint="99"/>
+          <w:sz w:val="32"/>
+          <w:szCs w:val="32"/>
+        </w:rPr>
+        <w:t xml:space="preserve">    </w:t>
+      </w:r>
+      <w:proofErr w:type="spellStart"/>
+      <w:r>
+        <w:rPr>
+          <w:b/>
+          <w:bCs/>
+          <w:color w:val="D86DCB" w:themeColor="accent5" w:themeTint="99"/>
+          <w:sz w:val="32"/>
+          <w:szCs w:val="32"/>
+        </w:rPr>
+        <w:t>defaultConfig</w:t>
+      </w:r>
+      <w:proofErr w:type="spellEnd"/>
+      <w:r>
+        <w:rPr>
+          <w:b/>
+          <w:bCs/>
+          <w:color w:val="D86DCB" w:themeColor="accent5" w:themeTint="99"/>
+          <w:sz w:val="32"/>
+          <w:szCs w:val="32"/>
+        </w:rPr>
+        <w:t xml:space="preserve"> </w:t>
+      </w:r>
+      <w:proofErr w:type="gramStart"/>
+      <w:r>
+        <w:rPr>
+          <w:b/>
+          <w:bCs/>
+          <w:color w:val="D86DCB" w:themeColor="accent5" w:themeTint="99"/>
+          <w:sz w:val="32"/>
+          <w:szCs w:val="32"/>
+        </w:rPr>
+        <w:t>{ ...</w:t>
+      </w:r>
+      <w:proofErr w:type="gramEnd"/>
+      <w:r>
+        <w:rPr>
+          <w:b/>
+          <w:bCs/>
+          <w:color w:val="D86DCB" w:themeColor="accent5" w:themeTint="99"/>
+          <w:sz w:val="32"/>
+          <w:szCs w:val="32"/>
+        </w:rPr>
+        <w:t xml:space="preserve"> }</w:t>
+      </w:r>
+    </w:p>
+    <w:p>
+      <w:pPr>
+        <w:jc w:val="both"/>
+        <w:rPr>
+          <w:b/>
+          <w:bCs/>
+          <w:color w:val="D86DCB" w:themeColor="accent5" w:themeTint="99"/>
+          <w:sz w:val="32"/>
+          <w:szCs w:val="32"/>
+        </w:rPr>
+      </w:pPr>
+      <w:r>
+        <w:rPr>
+          <w:b/>
+          <w:bCs/>
+          <w:color w:val="D86DCB" w:themeColor="accent5" w:themeTint="99"/>
+          <w:sz w:val="32"/>
+          <w:szCs w:val="32"/>
+        </w:rPr>
+        <w:t xml:space="preserve">    </w:t>
+      </w:r>
+      <w:proofErr w:type="spellStart"/>
+      <w:r>
+        <w:rPr>
+          <w:b/>
+          <w:bCs/>
+          <w:color w:val="D86DCB" w:themeColor="accent5" w:themeTint="99"/>
+          <w:sz w:val="32"/>
+          <w:szCs w:val="32"/>
+        </w:rPr>
+        <w:t>buildTypes</w:t>
+      </w:r>
+      <w:proofErr w:type="spellEnd"/>
+      <w:r>
+        <w:rPr>
+          <w:b/>
+          <w:bCs/>
+          <w:color w:val="D86DCB" w:themeColor="accent5" w:themeTint="99"/>
+          <w:sz w:val="32"/>
+          <w:szCs w:val="32"/>
+        </w:rPr>
+        <w:t xml:space="preserve"> </w:t>
+      </w:r>
+      <w:proofErr w:type="gramStart"/>
+      <w:r>
+        <w:rPr>
+          <w:b/>
+          <w:bCs/>
+          <w:color w:val="D86DCB" w:themeColor="accent5" w:themeTint="99"/>
+          <w:sz w:val="32"/>
+          <w:szCs w:val="32"/>
+        </w:rPr>
+        <w:t>{ ...</w:t>
+      </w:r>
+      <w:proofErr w:type="gramEnd"/>
+      <w:r>
+        <w:rPr>
+          <w:b/>
+          <w:bCs/>
+          <w:color w:val="D86DCB" w:themeColor="accent5" w:themeTint="99"/>
+          <w:sz w:val="32"/>
+          <w:szCs w:val="32"/>
+        </w:rPr>
+        <w:t xml:space="preserve"> }</w:t>
+      </w:r>
+    </w:p>
+    <w:p>
+      <w:pPr>
+        <w:jc w:val="both"/>
+        <w:rPr>
+          <w:b/>
+          <w:bCs/>
+          <w:color w:val="D86DCB" w:themeColor="accent5" w:themeTint="99"/>
+          <w:sz w:val="32"/>
+          <w:szCs w:val="32"/>
+        </w:rPr>
+      </w:pPr>
+      <w:r>
+        <w:rPr>
+          <w:b/>
+          <w:bCs/>
+          <w:color w:val="D86DCB" w:themeColor="accent5" w:themeTint="99"/>
+          <w:sz w:val="32"/>
+          <w:szCs w:val="32"/>
+        </w:rPr>
+        <w:t>}</w:t>
+      </w:r>
+    </w:p>
+    <w:p>
+      <w:pPr>
+        <w:jc w:val="both"/>
+        <w:rPr>
+          <w:sz w:val="32"/>
+          <w:szCs w:val="32"/>
+        </w:rPr>
+      </w:pPr>
+      <w:r>
+        <w:rPr>
+          <w:sz w:val="32"/>
+          <w:szCs w:val="32"/>
+        </w:rPr>
+        <w:t># But if we have a</w:t>
+      </w:r>
+      <w:r>
+        <w:rPr>
+          <w:b/>
+          <w:bCs/>
+          <w:sz w:val="32"/>
+          <w:szCs w:val="32"/>
+        </w:rPr>
+        <w:t xml:space="preserve"> Flutter</w:t>
+      </w:r>
+      <w:r>
+        <w:rPr>
+          <w:sz w:val="32"/>
+          <w:szCs w:val="32"/>
+        </w:rPr>
+        <w:t xml:space="preserve"> plugin that manipulates internal </w:t>
+      </w:r>
+      <w:r>
+        <w:rPr>
+          <w:b/>
+          <w:bCs/>
+          <w:sz w:val="32"/>
+          <w:szCs w:val="32"/>
+        </w:rPr>
+        <w:t>AGP</w:t>
+      </w:r>
+      <w:r>
+        <w:rPr>
+          <w:sz w:val="32"/>
+          <w:szCs w:val="32"/>
+        </w:rPr>
+        <w:t xml:space="preserve"> APIs that can BREAK</w:t>
+      </w:r>
+    </w:p>
+    <w:p>
+      <w:pPr>
+        <w:jc w:val="both"/>
+        <w:rPr>
+          <w:sz w:val="32"/>
+          <w:szCs w:val="32"/>
+        </w:rPr>
+      </w:pPr>
+      <w:r>
+        <w:rPr>
+          <w:sz w:val="32"/>
+          <w:szCs w:val="32"/>
+        </w:rPr>
+        <w:t xml:space="preserve"># </w:t>
+      </w:r>
+      <w:r>
+        <w:rPr>
+          <w:sz w:val="32"/>
+          <w:szCs w:val="32"/>
+        </w:rPr>
+        <w:t xml:space="preserve">That's why a </w:t>
+      </w:r>
+      <w:r>
+        <w:rPr>
+          <w:b/>
+          <w:bCs/>
+          <w:sz w:val="32"/>
+          <w:szCs w:val="32"/>
+        </w:rPr>
+        <w:t>Flutter</w:t>
+      </w:r>
+      <w:r>
+        <w:rPr>
+          <w:sz w:val="32"/>
+          <w:szCs w:val="32"/>
+        </w:rPr>
+        <w:t xml:space="preserve"> plugin can break when </w:t>
+      </w:r>
+      <w:r>
+        <w:rPr>
+          <w:sz w:val="32"/>
+          <w:szCs w:val="32"/>
+        </w:rPr>
+        <w:t>we</w:t>
+      </w:r>
+      <w:r>
+        <w:rPr>
+          <w:sz w:val="32"/>
+          <w:szCs w:val="32"/>
+        </w:rPr>
+        <w:t xml:space="preserve"> move to </w:t>
+      </w:r>
+      <w:r>
+        <w:rPr>
+          <w:b/>
+          <w:bCs/>
+          <w:sz w:val="32"/>
+          <w:szCs w:val="32"/>
+        </w:rPr>
+        <w:t>AGP-9</w:t>
+      </w:r>
+      <w:r>
+        <w:rPr>
+          <w:sz w:val="32"/>
+          <w:szCs w:val="32"/>
+        </w:rPr>
+        <w:t xml:space="preserve"> even though our own </w:t>
+      </w:r>
+      <w:proofErr w:type="spellStart"/>
+      <w:r>
+        <w:rPr>
+          <w:b/>
+          <w:bCs/>
+          <w:sz w:val="32"/>
+          <w:szCs w:val="32"/>
+        </w:rPr>
+        <w:t>build.gradle.kts</w:t>
+      </w:r>
+      <w:proofErr w:type="spellEnd"/>
+      <w:r>
+        <w:rPr>
+          <w:sz w:val="32"/>
+          <w:szCs w:val="32"/>
+        </w:rPr>
+        <w:t xml:space="preserve"> looks perfectly fine.</w:t>
+      </w:r>
+    </w:p>
+    <w:p>
+      <w:pPr>
+        <w:jc w:val="both"/>
+        <w:rPr>
+          <w:sz w:val="32"/>
+          <w:szCs w:val="32"/>
+        </w:rPr>
+      </w:pPr>
+      <w:r>
+        <w:rPr>
+          <w:sz w:val="32"/>
+          <w:szCs w:val="32"/>
+        </w:rPr>
+        <w:lastRenderedPageBreak/>
+        <w:t>#</w:t>
+      </w:r>
+      <w:r>
+        <w:rPr>
+          <w:b/>
+          <w:bCs/>
+          <w:sz w:val="32"/>
+          <w:szCs w:val="32"/>
+        </w:rPr>
+        <w:t xml:space="preserve"> Flutter</w:t>
+      </w:r>
+      <w:r>
+        <w:rPr>
+          <w:sz w:val="32"/>
+          <w:szCs w:val="32"/>
+        </w:rPr>
+        <w:t xml:space="preserve"> specifically tells app developers to make sure their</w:t>
+      </w:r>
+      <w:r>
+        <w:rPr>
+          <w:b/>
+          <w:bCs/>
+          <w:sz w:val="32"/>
+          <w:szCs w:val="32"/>
+        </w:rPr>
+        <w:t xml:space="preserve"> Flutter</w:t>
+      </w:r>
+      <w:r>
+        <w:rPr>
+          <w:sz w:val="32"/>
+          <w:szCs w:val="32"/>
+        </w:rPr>
+        <w:t xml:space="preserve"> plugins have also migrated before enabling built-in </w:t>
+      </w:r>
+      <w:r>
+        <w:rPr>
+          <w:b/>
+          <w:bCs/>
+          <w:sz w:val="32"/>
+          <w:szCs w:val="32"/>
+        </w:rPr>
+        <w:t>Kotlin</w:t>
+      </w:r>
+      <w:r>
+        <w:rPr>
+          <w:sz w:val="32"/>
+          <w:szCs w:val="32"/>
+        </w:rPr>
+        <w:t xml:space="preserve"> (SEE OFFICIAL DOC for more info)</w:t>
+      </w:r>
+    </w:p>
+    <w:p>
+      <w:pPr>
+        <w:jc w:val="both"/>
+        <w:rPr>
+          <w:sz w:val="32"/>
+          <w:szCs w:val="32"/>
+        </w:rPr>
+      </w:pPr>
+    </w:p>
+    <w:p>
+      <w:pPr>
+        <w:jc w:val="center"/>
+        <w:rPr>
+          <w:sz w:val="32"/>
+          <w:szCs w:val="32"/>
+        </w:rPr>
+      </w:pPr>
+      <w:r>
+        <w:rPr>
+          <w:sz w:val="32"/>
+          <w:szCs w:val="32"/>
+        </w:rPr>
+        <w:t>Break</w:t>
+      </w:r>
+    </w:p>
+    <w:p>
+      <w:pPr>
+        <w:jc w:val="both"/>
+        <w:rPr>
+          <w:sz w:val="32"/>
+          <w:szCs w:val="32"/>
+        </w:rPr>
+      </w:pPr>
     </w:p>
     <w:sectPr>
       <w:footerReference w:type="default" r:id="rId8"/>
